--- a/library/intune-solutions/macos-ade-with-sso-jamf-pro/v1.0.0/deliverables/JAMFADE-Solution.docx
+++ b/library/intune-solutions/macos-ade-with-sso-jamf-pro/v1.0.0/deliverables/JAMFADE-Solution.docx
@@ -15,32 +15,6 @@
       <w:r>
         <w:rPr>
           <w:b/>
-          <w:color w:val="1F3A5F"/>
-          <w:sz w:val="52"/>
-        </w:rPr>
-        <w:t>PHOENIXTEKK</w:t>
-      </w:r>
-    </w:p>
-    <w:p>
-      <w:pPr>
-        <w:jc w:val="center"/>
-      </w:pPr>
-      <w:r>
-        <w:rPr>
-          <w:color w:val="2E86C1"/>
-          <w:sz w:val="24"/>
-        </w:rPr>
-        <w:t>Workplace Marketplace · Intune Solutions</w:t>
-      </w:r>
-    </w:p>
-    <w:p/>
-    <w:p>
-      <w:pPr>
-        <w:jc w:val="center"/>
-      </w:pPr>
-      <w:r>
-        <w:rPr>
-          <w:b/>
           <w:sz w:val="40"/>
         </w:rPr>
         <w:t>macOS Automated Device Enrollment with SSO (Jamf Pro + Intune)</w:t>
@@ -75,8 +49,6 @@
           <w:sz w:val="20"/>
         </w:rPr>
         <w:t>Version 1.0.0    ·    2026-06-15</w:t>
-        <w:br/>
-        <w:t>Phoenixtekk · workplace.phoenixtekk.com</w:t>
       </w:r>
     </w:p>
     <w:p>
@@ -319,7 +291,7 @@
     </w:p>
     <w:p>
       <w:r>
-        <w:t xml:space="preserve">The package follows the standard Phoenixtekk shape — </w:t>
+        <w:t xml:space="preserve">The package follows the standard repeatable shape — </w:t>
       </w:r>
       <w:r>
         <w:rPr>
@@ -1216,7 +1188,7 @@
         <w:pStyle w:val="Heading2"/>
       </w:pPr>
       <w:r>
-        <w:t>The standard Phoenixtekk deployment model</w:t>
+        <w:t>The standard deployment model</w:t>
       </w:r>
     </w:p>
     <w:p>
@@ -1247,7 +1219,7 @@
     </w:p>
     <w:p>
       <w:r>
-        <w:t xml:space="preserve">Every step follows the Phoenixtekk pattern: </w:t>
+        <w:t xml:space="preserve">Every step follows the repeatable pattern: </w:t>
       </w:r>
       <w:r>
         <w:rPr>
@@ -2658,7 +2630,7 @@
         <w:t>every</w:t>
       </w:r>
       <w:r>
-        <w:t xml:space="preserve"> Phoenixtekk solution in the </w:t>
+        <w:t xml:space="preserve"> solution in the </w:t>
       </w:r>
       <w:r>
         <w:rPr>
@@ -2964,7 +2936,7 @@
         <w:t>Why:</w:t>
       </w:r>
       <w:r>
-        <w:t xml:space="preserve"> Every Phoenixtekk solution is piloted to a small group before fleet rollout. </w:t>
+        <w:t xml:space="preserve"> Every solution is piloted to a small group before fleet rollout. </w:t>
       </w:r>
       <w:r>
         <w:rPr>
@@ -3162,7 +3134,7 @@
         <w:rPr>
           <w:b/>
         </w:rPr>
-        <w:t>The Phoenixtekk deployment model (all solutions):</w:t>
+        <w:t>The standard deployment model (all solutions):</w:t>
       </w:r>
       <w:r>
         <w:t xml:space="preserve"> </w:t>
@@ -3202,7 +3174,7 @@
         <w:t>click to implement</w:t>
       </w:r>
       <w:r>
-        <w:t xml:space="preserve">. Throughout, the Phoenixtekk pattern applies: </w:t>
+        <w:t xml:space="preserve">. Throughout, the repeatable pattern applies: </w:t>
       </w:r>
       <w:r>
         <w:rPr>
@@ -5102,320 +5074,18 @@
       </w:r>
       <w:r>
         <w:rPr>
-          <w:b/>
-        </w:rPr>
-        <w:t>`JAMFADE-JamfReadiness.ps1`</w:t>
-      </w:r>
-      <w:r>
-        <w:t xml:space="preserve"> (Jamf side: ADE instance, PreStage, SSO profile) and</w:t>
-      </w:r>
-    </w:p>
-    <w:p>
-      <w:r>
-        <w:t xml:space="preserve">   </w:t>
-      </w:r>
-      <w:r>
-        <w:rPr>
-          <w:b/>
-        </w:rPr>
-        <w:t>`JAMFADE-Discovery.ps1`</w:t>
-      </w:r>
-      <w:r>
-        <w:t xml:space="preserve"> (Intune/Entra side: Jamf partner active, compliance policy, CA policy,    Company Portal).</w:t>
-      </w:r>
-    </w:p>
-    <w:p>
-      <w:pPr>
-        <w:pStyle w:val="ListNumber"/>
-      </w:pPr>
-      <w:r>
-        <w:t xml:space="preserve">Run </w:t>
-      </w:r>
-      <w:r>
-        <w:rPr>
-          <w:b/>
-        </w:rPr>
-        <w:t>`JAMFADE-Validation.ps1`</w:t>
-      </w:r>
-      <w:r>
-        <w:t xml:space="preserve"> for the pilot Mac: confirm it is </w:t>
-      </w:r>
-      <w:r>
-        <w:rPr>
-          <w:b/>
-        </w:rPr>
-        <w:t>registered</w:t>
-      </w:r>
-      <w:r>
-        <w:t xml:space="preserve"> in Entra,</w:t>
-      </w:r>
-    </w:p>
-    <w:p>
-      <w:r>
-        <w:t xml:space="preserve">   </w:t>
-      </w:r>
-      <w:r>
-        <w:rPr>
-          <w:b/>
-        </w:rPr>
-        <w:t>compliant</w:t>
-      </w:r>
-      <w:r>
-        <w:t xml:space="preserve"> in Intune (partner-managed), and the </w:t>
-      </w:r>
-      <w:r>
-        <w:rPr>
-          <w:b/>
-        </w:rPr>
-        <w:t>SSO profile</w:t>
-      </w:r>
-      <w:r>
-        <w:t xml:space="preserve"> is applied.</w:t>
-      </w:r>
-    </w:p>
-    <w:p>
-      <w:pPr>
-        <w:pStyle w:val="ListNumber"/>
-      </w:pPr>
-      <w:r>
-        <w:t xml:space="preserve">On the Mac, open a Microsoft 365 web app and confirm </w:t>
-      </w:r>
-      <w:r>
-        <w:rPr>
-          <w:b/>
-        </w:rPr>
-        <w:t>silent SSO</w:t>
-      </w:r>
-      <w:r>
-        <w:t xml:space="preserve"> (no password prompt).</w:t>
-      </w:r>
-    </w:p>
-    <w:p>
-      <w:pPr>
-        <w:pStyle w:val="ListNumber"/>
-      </w:pPr>
-      <w:r>
-        <w:t xml:space="preserve">Confirm the Conditional Access </w:t>
-      </w:r>
-      <w:r>
-        <w:rPr>
-          <w:b/>
-        </w:rPr>
-        <w:t>report-only</w:t>
-      </w:r>
-      <w:r>
-        <w:t xml:space="preserve"> result in Entra </w:t>
-      </w:r>
-      <w:r>
-        <w:rPr>
-          <w:b/>
-        </w:rPr>
-        <w:t>sign-in logs</w:t>
-      </w:r>
-      <w:r>
-        <w:t xml:space="preserve"> shows the policy</w:t>
-      </w:r>
-    </w:p>
-    <w:p>
-      <w:r>
-        <w:t xml:space="preserve">   would apply and the device evaluates as </w:t>
-      </w:r>
-      <w:r>
-        <w:rPr>
-          <w:b/>
-        </w:rPr>
-        <w:t>compliant</w:t>
-      </w:r>
-      <w:r>
-        <w:t>.</w:t>
-      </w:r>
-    </w:p>
-    <w:p>
-      <w:pPr>
-        <w:pStyle w:val="Heading3"/>
-      </w:pPr>
-      <w:r>
-        <w:t>Step 16. Expand</w:t>
-      </w:r>
-    </w:p>
-    <w:p>
-      <w:pPr>
-        <w:pStyle w:val="ListNumber"/>
-      </w:pPr>
-      <w:r>
-        <w:t>Once the pilot passes, widen the PreStage scope and the SSO/Company Portal/compliance Smart Group</w:t>
-      </w:r>
-    </w:p>
-    <w:p>
-      <w:r>
-        <w:t xml:space="preserve">   to broader populations (or make the PreStage the default for the ADE instance).</w:t>
-      </w:r>
-    </w:p>
-    <w:p>
-      <w:pPr>
-        <w:pStyle w:val="ListNumber"/>
-      </w:pPr>
-      <w:r>
-        <w:t xml:space="preserve">Move the Conditional Access policy from </w:t>
-      </w:r>
-      <w:r>
-        <w:rPr>
-          <w:b/>
-        </w:rPr>
-        <w:t>report-only</w:t>
-      </w:r>
-      <w:r>
-        <w:t xml:space="preserve"> to </w:t>
-      </w:r>
-      <w:r>
-        <w:rPr>
-          <w:b/>
-        </w:rPr>
-        <w:t>On</w:t>
-      </w:r>
-      <w:r>
-        <w:t xml:space="preserve"> for macOS.</w:t>
-      </w:r>
-    </w:p>
-    <w:p>
-      <w:pPr>
-        <w:pStyle w:val="ListNumber"/>
-      </w:pPr>
-      <w:r>
-        <w:t>Roll out in waves, validating each wave with the scripts before widening.</w:t>
-      </w:r>
-    </w:p>
-    <w:p>
-      <w:pPr>
-        <w:pStyle w:val="Heading1"/>
-      </w:pPr>
-      <w:r>
-        <w:t>5. Testing &amp; Validation — macOS Automated Device Enrollment with SSO (Jamf Pro + Microsoft Intune)</w:t>
-      </w:r>
-    </w:p>
-    <w:p>
-      <w:r>
-        <w:t xml:space="preserve">Validate against a </w:t>
-      </w:r>
-      <w:r>
-        <w:rPr>
-          <w:b/>
-        </w:rPr>
-        <w:t>pilot device</w:t>
-      </w:r>
-      <w:r>
-        <w:t xml:space="preserve"> before expanding. Each test has an explicit </w:t>
-      </w:r>
-      <w:r>
-        <w:rPr>
-          <w:b/>
-        </w:rPr>
-        <w:t>pass/fail gate</w:t>
-      </w:r>
-      <w:r>
-        <w:t>. Use the included PowerShell scripts for tenant-side checks (Microsoft Graph and the Jamf Pro API) and the on-device steps for the user experience.</w:t>
-      </w:r>
-    </w:p>
-    <w:p>
-      <w:pPr>
-        <w:pStyle w:val="Heading2"/>
-      </w:pPr>
-      <w:r>
-        <w:t>Test 1 — Jamf side readiness</w:t>
-      </w:r>
-    </w:p>
-    <w:p>
-      <w:r>
-        <w:rPr>
-          <w:b/>
-        </w:rPr>
-        <w:t>Procedure:</w:t>
-      </w:r>
-      <w:r>
-        <w:t xml:space="preserve"> Run </w:t>
-      </w:r>
-      <w:r>
-        <w:rPr>
           <w:rFonts w:ascii="Consolas" w:hAnsi="Consolas"/>
           <w:sz w:val="19"/>
         </w:rPr>
         <w:t>JAMFADE-JamfReadiness.ps1</w:t>
       </w:r>
       <w:r>
-        <w:t xml:space="preserve"> (Jamf Pro API). </w:t>
-      </w:r>
-      <w:r>
-        <w:rPr>
-          <w:b/>
-        </w:rPr>
-        <w:t>Pass:</w:t>
-      </w:r>
-      <w:r>
-        <w:t xml:space="preserve"> Jamf </w:t>
-      </w:r>
-      <w:r>
-        <w:rPr>
-          <w:b/>
-        </w:rPr>
-        <w:t>APNs</w:t>
-      </w:r>
-      <w:r>
-        <w:t xml:space="preserve"> valid (&gt;30 days), an </w:t>
-      </w:r>
-      <w:r>
-        <w:rPr>
-          <w:b/>
-        </w:rPr>
-        <w:t>Automated Device Enrollment</w:t>
-      </w:r>
-      <w:r>
-        <w:t xml:space="preserve"> instance present with a token &gt;30 days, at least one macOS </w:t>
-      </w:r>
-      <w:r>
-        <w:rPr>
-          <w:b/>
-        </w:rPr>
-        <w:t>PreStage Enrollment</w:t>
-      </w:r>
-      <w:r>
-        <w:t xml:space="preserve">, and a </w:t>
-      </w:r>
-      <w:r>
-        <w:rPr>
-          <w:b/>
-        </w:rPr>
-        <w:t>Single Sign-On Extensions</w:t>
-      </w:r>
-      <w:r>
-        <w:t xml:space="preserve"> (Platform SSO) configuration profile present. </w:t>
-      </w:r>
-      <w:r>
-        <w:rPr>
-          <w:b/>
-        </w:rPr>
-        <w:t>Fail:</w:t>
-      </w:r>
-      <w:r>
-        <w:t xml:space="preserve"> Any missing or expiring within 30 days → resolve before enrolling devices.</w:t>
-      </w:r>
-    </w:p>
-    <w:p>
-      <w:pPr>
-        <w:pStyle w:val="Heading2"/>
-      </w:pPr>
-      <w:r>
-        <w:t>Test 2 — Intune/Entra side readiness</w:t>
-      </w:r>
-    </w:p>
-    <w:p>
-      <w:r>
-        <w:rPr>
-          <w:b/>
-        </w:rPr>
-        <w:t>Procedure:</w:t>
-      </w:r>
-      <w:r>
-        <w:t xml:space="preserve"> Run </w:t>
+        <w:t xml:space="preserve"> (Jamf side: ADE instance, PreStage, SSO profile) and</w:t>
+      </w:r>
+    </w:p>
+    <w:p>
+      <w:r>
+        <w:t xml:space="preserve">   </w:t>
       </w:r>
       <w:r>
         <w:rPr>
@@ -5425,135 +5095,200 @@
         <w:t>JAMFADE-Discovery.ps1</w:t>
       </w:r>
       <w:r>
-        <w:t xml:space="preserve"> (Microsoft Graph). </w:t>
-      </w:r>
-      <w:r>
-        <w:rPr>
-          <w:b/>
-        </w:rPr>
-        <w:t>Pass:</w:t>
-      </w:r>
-      <w:r>
-        <w:t xml:space="preserve"> </w:t>
-      </w:r>
-      <w:r>
-        <w:rPr>
-          <w:b/>
-        </w:rPr>
-        <w:t>Jamf</w:t>
-      </w:r>
-      <w:r>
-        <w:t xml:space="preserve"> shows as an </w:t>
-      </w:r>
-      <w:r>
-        <w:rPr>
-          <w:b/>
-        </w:rPr>
-        <w:t>Active</w:t>
-      </w:r>
-      <w:r>
-        <w:t xml:space="preserve"> device-compliance partner for macOS, a macOS </w:t>
-      </w:r>
-      <w:r>
-        <w:rPr>
-          <w:b/>
-        </w:rPr>
-        <w:t>compliance policy</w:t>
-      </w:r>
-      <w:r>
-        <w:t xml:space="preserve"> exists, a </w:t>
-      </w:r>
-      <w:r>
-        <w:rPr>
-          <w:b/>
-        </w:rPr>
-        <w:t>Conditional Access</w:t>
-      </w:r>
-      <w:r>
-        <w:t xml:space="preserve"> policy targets macOS requiring compliance, and the macOS </w:t>
-      </w:r>
-      <w:r>
-        <w:rPr>
-          <w:b/>
-        </w:rPr>
-        <w:t>Company Portal</w:t>
-      </w:r>
-      <w:r>
-        <w:t xml:space="preserve"> is available. </w:t>
-      </w:r>
-      <w:r>
-        <w:rPr>
-          <w:b/>
-        </w:rPr>
-        <w:t>Fail:</w:t>
-      </w:r>
-      <w:r>
-        <w:t xml:space="preserve"> Partner not active, or compliance/CA policy missing → fix per Implementation §Phase 4.</w:t>
-      </w:r>
-    </w:p>
-    <w:p>
-      <w:pPr>
-        <w:pStyle w:val="Heading2"/>
-      </w:pPr>
-      <w:r>
-        <w:t>Test 3 — Device appears as ADE in Jamf</w:t>
-      </w:r>
-    </w:p>
-    <w:p>
-      <w:r>
-        <w:rPr>
-          <w:b/>
-        </w:rPr>
-        <w:t>Procedure:</w:t>
-      </w:r>
-      <w:r>
-        <w:t xml:space="preserve"> In Jamf → Automated Device Enrollment → (instance), or run </w:t>
+        <w:t xml:space="preserve"> (Intune/Entra side: Jamf partner active, compliance policy, CA policy,    Company Portal).</w:t>
+      </w:r>
+    </w:p>
+    <w:p>
+      <w:pPr>
+        <w:pStyle w:val="ListNumber"/>
+      </w:pPr>
+      <w:r>
+        <w:t xml:space="preserve">Run </w:t>
       </w:r>
       <w:r>
         <w:rPr>
           <w:rFonts w:ascii="Consolas" w:hAnsi="Consolas"/>
           <w:sz w:val="19"/>
         </w:rPr>
-        <w:t>JAMFADE-JamfReadiness.ps1</w:t>
-      </w:r>
-      <w:r>
-        <w:t xml:space="preserve">. </w:t>
-      </w:r>
-      <w:r>
-        <w:rPr>
-          <w:b/>
-        </w:rPr>
-        <w:t>Pass:</w:t>
-      </w:r>
-      <w:r>
-        <w:t xml:space="preserve"> The pilot serial is listed and </w:t>
-      </w:r>
-      <w:r>
-        <w:rPr>
-          <w:b/>
-        </w:rPr>
-        <w:t>scoped to the PreStage</w:t>
-      </w:r>
-      <w:r>
-        <w:t xml:space="preserve">, ready for enrollment. </w:t>
-      </w:r>
-      <w:r>
-        <w:rPr>
-          <w:b/>
-        </w:rPr>
-        <w:t>Fail:</w:t>
-      </w:r>
-      <w:r>
-        <w:t xml:space="preserve"> Serial missing → re-check ABM MDM-server assignment (R5) and </w:t>
-      </w:r>
-      <w:r>
-        <w:rPr>
-          <w:b/>
-        </w:rPr>
-        <w:t>Refresh</w:t>
-      </w:r>
-      <w:r>
-        <w:t xml:space="preserve"> the instance.</w:t>
+        <w:t>JAMFADE-Validation.ps1</w:t>
+      </w:r>
+      <w:r>
+        <w:t xml:space="preserve"> for the pilot Mac: confirm it is </w:t>
+      </w:r>
+      <w:r>
+        <w:rPr>
+          <w:b/>
+        </w:rPr>
+        <w:t>registered</w:t>
+      </w:r>
+      <w:r>
+        <w:t xml:space="preserve"> in Entra,</w:t>
+      </w:r>
+    </w:p>
+    <w:p>
+      <w:r>
+        <w:t xml:space="preserve">   </w:t>
+      </w:r>
+      <w:r>
+        <w:rPr>
+          <w:b/>
+        </w:rPr>
+        <w:t>compliant</w:t>
+      </w:r>
+      <w:r>
+        <w:t xml:space="preserve"> in Intune (partner-managed), and the </w:t>
+      </w:r>
+      <w:r>
+        <w:rPr>
+          <w:b/>
+        </w:rPr>
+        <w:t>SSO profile</w:t>
+      </w:r>
+      <w:r>
+        <w:t xml:space="preserve"> is applied.</w:t>
+      </w:r>
+    </w:p>
+    <w:p>
+      <w:pPr>
+        <w:pStyle w:val="ListNumber"/>
+      </w:pPr>
+      <w:r>
+        <w:t xml:space="preserve">On the Mac, open a Microsoft 365 web app and confirm </w:t>
+      </w:r>
+      <w:r>
+        <w:rPr>
+          <w:b/>
+        </w:rPr>
+        <w:t>silent SSO</w:t>
+      </w:r>
+      <w:r>
+        <w:t xml:space="preserve"> (no password prompt).</w:t>
+      </w:r>
+    </w:p>
+    <w:p>
+      <w:pPr>
+        <w:pStyle w:val="ListNumber"/>
+      </w:pPr>
+      <w:r>
+        <w:t xml:space="preserve">Confirm the Conditional Access </w:t>
+      </w:r>
+      <w:r>
+        <w:rPr>
+          <w:b/>
+        </w:rPr>
+        <w:t>report-only</w:t>
+      </w:r>
+      <w:r>
+        <w:t xml:space="preserve"> result in Entra </w:t>
+      </w:r>
+      <w:r>
+        <w:rPr>
+          <w:b/>
+        </w:rPr>
+        <w:t>sign-in logs</w:t>
+      </w:r>
+      <w:r>
+        <w:t xml:space="preserve"> shows the policy</w:t>
+      </w:r>
+    </w:p>
+    <w:p>
+      <w:r>
+        <w:t xml:space="preserve">   would apply and the device evaluates as </w:t>
+      </w:r>
+      <w:r>
+        <w:rPr>
+          <w:b/>
+        </w:rPr>
+        <w:t>compliant</w:t>
+      </w:r>
+      <w:r>
+        <w:t>.</w:t>
+      </w:r>
+    </w:p>
+    <w:p>
+      <w:pPr>
+        <w:pStyle w:val="Heading3"/>
+      </w:pPr>
+      <w:r>
+        <w:t>Step 16. Expand</w:t>
+      </w:r>
+    </w:p>
+    <w:p>
+      <w:pPr>
+        <w:pStyle w:val="ListNumber"/>
+      </w:pPr>
+      <w:r>
+        <w:t>Once the pilot passes, widen the PreStage scope and the SSO/Company Portal/compliance Smart Group</w:t>
+      </w:r>
+    </w:p>
+    <w:p>
+      <w:r>
+        <w:t xml:space="preserve">   to broader populations (or make the PreStage the default for the ADE instance).</w:t>
+      </w:r>
+    </w:p>
+    <w:p>
+      <w:pPr>
+        <w:pStyle w:val="ListNumber"/>
+      </w:pPr>
+      <w:r>
+        <w:t xml:space="preserve">Move the Conditional Access policy from </w:t>
+      </w:r>
+      <w:r>
+        <w:rPr>
+          <w:b/>
+        </w:rPr>
+        <w:t>report-only</w:t>
+      </w:r>
+      <w:r>
+        <w:t xml:space="preserve"> to </w:t>
+      </w:r>
+      <w:r>
+        <w:rPr>
+          <w:b/>
+        </w:rPr>
+        <w:t>On</w:t>
+      </w:r>
+      <w:r>
+        <w:t xml:space="preserve"> for macOS.</w:t>
+      </w:r>
+    </w:p>
+    <w:p>
+      <w:pPr>
+        <w:pStyle w:val="ListNumber"/>
+      </w:pPr>
+      <w:r>
+        <w:t>Roll out in waves, validating each wave with the scripts before widening.</w:t>
+      </w:r>
+    </w:p>
+    <w:p>
+      <w:pPr>
+        <w:pStyle w:val="Heading1"/>
+      </w:pPr>
+      <w:r>
+        <w:t>5. Testing &amp; Validation — macOS Automated Device Enrollment with SSO (Jamf Pro + Microsoft Intune)</w:t>
+      </w:r>
+    </w:p>
+    <w:p>
+      <w:r>
+        <w:t xml:space="preserve">Validate against a </w:t>
+      </w:r>
+      <w:r>
+        <w:rPr>
+          <w:b/>
+        </w:rPr>
+        <w:t>pilot device</w:t>
+      </w:r>
+      <w:r>
+        <w:t xml:space="preserve"> before expanding. Each test has an explicit </w:t>
+      </w:r>
+      <w:r>
+        <w:rPr>
+          <w:b/>
+        </w:rPr>
+        <w:t>pass/fail gate</w:t>
+      </w:r>
+      <w:r>
+        <w:t>. Use the included PowerShell scripts for tenant-side checks (Microsoft Graph and the Jamf Pro API) and the on-device steps for the user experience.</w:t>
       </w:r>
     </w:p>
     <w:p>
@@ -5561,7 +5296,7 @@
         <w:pStyle w:val="Heading2"/>
       </w:pPr>
       <w:r>
-        <w:t>Test 4 — Zero-touch enrollment into Jamf</w:t>
+        <w:t>Test 1 — Jamf side readiness</w:t>
       </w:r>
     </w:p>
     <w:p>
@@ -5572,53 +5307,71 @@
         <w:t>Procedure:</w:t>
       </w:r>
       <w:r>
-        <w:t xml:space="preserve"> Erase the pilot Mac and run Setup Assistant on a managed network. </w:t>
-      </w:r>
-      <w:r>
-        <w:rPr>
-          <w:b/>
-        </w:rPr>
-        <w:t>Pass:</w:t>
-      </w:r>
-      <w:r>
-        <w:t xml:space="preserve"> A </w:t>
-      </w:r>
-      <w:r>
-        <w:rPr>
-          <w:b/>
-        </w:rPr>
-        <w:t>Remote Management</w:t>
-      </w:r>
-      <w:r>
-        <w:t xml:space="preserve"> screen names your organization (Jamf); enrollment completes without manual MDM-profile installation; the device appears in </w:t>
-      </w:r>
-      <w:r>
-        <w:rPr>
-          <w:b/>
-        </w:rPr>
-        <w:t>Jamf → Computers</w:t>
-      </w:r>
-      <w:r>
-        <w:t xml:space="preserve"> within minutes. </w:t>
-      </w:r>
-      <w:r>
-        <w:rPr>
-          <w:b/>
-        </w:rPr>
-        <w:t>Fail:</w:t>
-      </w:r>
-      <w:r>
-        <w:t xml:space="preserve"> No Remote Management screen → device not assigned/refreshed, or network blocks </w:t>
+        <w:t xml:space="preserve"> Run </w:t>
       </w:r>
       <w:r>
         <w:rPr>
           <w:rFonts w:ascii="Consolas" w:hAnsi="Consolas"/>
           <w:sz w:val="19"/>
         </w:rPr>
-        <w:t>mdmenrollment.apple.com</w:t>
-      </w:r>
-      <w:r>
-        <w:t xml:space="preserve"> (R12).</w:t>
+        <w:t>JAMFADE-JamfReadiness.ps1</w:t>
+      </w:r>
+      <w:r>
+        <w:t xml:space="preserve"> (Jamf Pro API). </w:t>
+      </w:r>
+      <w:r>
+        <w:rPr>
+          <w:b/>
+        </w:rPr>
+        <w:t>Pass:</w:t>
+      </w:r>
+      <w:r>
+        <w:t xml:space="preserve"> Jamf </w:t>
+      </w:r>
+      <w:r>
+        <w:rPr>
+          <w:b/>
+        </w:rPr>
+        <w:t>APNs</w:t>
+      </w:r>
+      <w:r>
+        <w:t xml:space="preserve"> valid (&gt;30 days), an </w:t>
+      </w:r>
+      <w:r>
+        <w:rPr>
+          <w:b/>
+        </w:rPr>
+        <w:t>Automated Device Enrollment</w:t>
+      </w:r>
+      <w:r>
+        <w:t xml:space="preserve"> instance present with a token &gt;30 days, at least one macOS </w:t>
+      </w:r>
+      <w:r>
+        <w:rPr>
+          <w:b/>
+        </w:rPr>
+        <w:t>PreStage Enrollment</w:t>
+      </w:r>
+      <w:r>
+        <w:t xml:space="preserve">, and a </w:t>
+      </w:r>
+      <w:r>
+        <w:rPr>
+          <w:b/>
+        </w:rPr>
+        <w:t>Single Sign-On Extensions</w:t>
+      </w:r>
+      <w:r>
+        <w:t xml:space="preserve"> (Platform SSO) configuration profile present. </w:t>
+      </w:r>
+      <w:r>
+        <w:rPr>
+          <w:b/>
+        </w:rPr>
+        <w:t>Fail:</w:t>
+      </w:r>
+      <w:r>
+        <w:t xml:space="preserve"> Any missing or expiring within 30 days → resolve before enrolling devices.</w:t>
       </w:r>
     </w:p>
     <w:p>
@@ -5626,7 +5379,7 @@
         <w:pStyle w:val="Heading2"/>
       </w:pPr>
       <w:r>
-        <w:t>Test 5 — Supervision and lock</w:t>
+        <w:t>Test 2 — Intune/Entra side readiness</w:t>
       </w:r>
     </w:p>
     <w:p>
@@ -5637,17 +5390,17 @@
         <w:t>Procedure:</w:t>
       </w:r>
       <w:r>
-        <w:t xml:space="preserve"> Inspect the enrolled device in Jamf (or run </w:t>
+        <w:t xml:space="preserve"> Run </w:t>
       </w:r>
       <w:r>
         <w:rPr>
           <w:rFonts w:ascii="Consolas" w:hAnsi="Consolas"/>
           <w:sz w:val="19"/>
         </w:rPr>
-        <w:t>JAMFADE-JamfReadiness.ps1</w:t>
-      </w:r>
-      <w:r>
-        <w:t xml:space="preserve">). </w:t>
+        <w:t>JAMFADE-Discovery.ps1</w:t>
+      </w:r>
+      <w:r>
+        <w:t xml:space="preserve"> (Microsoft Graph). </w:t>
       </w:r>
       <w:r>
         <w:rPr>
@@ -5656,25 +5409,52 @@
         <w:t>Pass:</w:t>
       </w:r>
       <w:r>
-        <w:t xml:space="preserve"> Device is </w:t>
-      </w:r>
-      <w:r>
-        <w:rPr>
-          <w:b/>
-        </w:rPr>
-        <w:t>Supervised = Yes</w:t>
-      </w:r>
-      <w:r>
-        <w:t xml:space="preserve"> and the MDM profile is </w:t>
-      </w:r>
-      <w:r>
-        <w:rPr>
-          <w:b/>
-        </w:rPr>
-        <w:t>mandatory</w:t>
-      </w:r>
-      <w:r>
-        <w:t xml:space="preserve"> (user cannot remove it). </w:t>
+        <w:t xml:space="preserve"> </w:t>
+      </w:r>
+      <w:r>
+        <w:rPr>
+          <w:b/>
+        </w:rPr>
+        <w:t>Jamf</w:t>
+      </w:r>
+      <w:r>
+        <w:t xml:space="preserve"> shows as an </w:t>
+      </w:r>
+      <w:r>
+        <w:rPr>
+          <w:b/>
+        </w:rPr>
+        <w:t>Active</w:t>
+      </w:r>
+      <w:r>
+        <w:t xml:space="preserve"> device-compliance partner for macOS, a macOS </w:t>
+      </w:r>
+      <w:r>
+        <w:rPr>
+          <w:b/>
+        </w:rPr>
+        <w:t>compliance policy</w:t>
+      </w:r>
+      <w:r>
+        <w:t xml:space="preserve"> exists, a </w:t>
+      </w:r>
+      <w:r>
+        <w:rPr>
+          <w:b/>
+        </w:rPr>
+        <w:t>Conditional Access</w:t>
+      </w:r>
+      <w:r>
+        <w:t xml:space="preserve"> policy targets macOS requiring compliance, and the macOS </w:t>
+      </w:r>
+      <w:r>
+        <w:rPr>
+          <w:b/>
+        </w:rPr>
+        <w:t>Company Portal</w:t>
+      </w:r>
+      <w:r>
+        <w:t xml:space="preserve"> is available. </w:t>
       </w:r>
       <w:r>
         <w:rPr>
@@ -5683,16 +5463,7 @@
         <w:t>Fail:</w:t>
       </w:r>
       <w:r>
-        <w:t xml:space="preserve"> Supervised = No → the PreStage did not enable </w:t>
-      </w:r>
-      <w:r>
-        <w:rPr>
-          <w:b/>
-        </w:rPr>
-        <w:t>Supervision</w:t>
-      </w:r>
-      <w:r>
-        <w:t xml:space="preserve"> (Step 7); re-erase and re-enroll after correcting.</w:t>
+        <w:t xml:space="preserve"> Partner not active, or compliance/CA policy missing → fix per Implementation §Phase 4.</w:t>
       </w:r>
     </w:p>
     <w:p>
@@ -5700,7 +5471,7 @@
         <w:pStyle w:val="Heading2"/>
       </w:pPr>
       <w:r>
-        <w:t>Test 6 — Company Portal + Platform SSO registration</w:t>
+        <w:t>Test 3 — Device appears as ADE in Jamf</w:t>
       </w:r>
     </w:p>
     <w:p>
@@ -5711,59 +5482,14 @@
         <w:t>Procedure:</w:t>
       </w:r>
       <w:r>
-        <w:t xml:space="preserve"> After desktop loads, confirm Company Portal installed and complete the </w:t>
-      </w:r>
-      <w:r>
-        <w:rPr>
-          <w:b/>
-        </w:rPr>
-        <w:t>Register</w:t>
-      </w:r>
-      <w:r>
-        <w:t xml:space="preserve"> prompt; then check the SSO state. </w:t>
-      </w:r>
-      <w:r>
-        <w:rPr>
-          <w:b/>
-        </w:rPr>
-        <w:t>Pass:</w:t>
-      </w:r>
-      <w:r>
-        <w:t xml:space="preserve"> Company Portal reports the device </w:t>
-      </w:r>
-      <w:r>
-        <w:rPr>
-          <w:b/>
-        </w:rPr>
-        <w:t>registered</w:t>
-      </w:r>
-      <w:r>
-        <w:t xml:space="preserve">; macOS shows the Platform SSO login-window prompt / key indicator; </w:t>
+        <w:t xml:space="preserve"> In Jamf → Automated Device Enrollment → (instance), or run </w:t>
       </w:r>
       <w:r>
         <w:rPr>
           <w:rFonts w:ascii="Consolas" w:hAnsi="Consolas"/>
           <w:sz w:val="19"/>
         </w:rPr>
-        <w:t>JAMFADE-Validation.ps1</w:t>
-      </w:r>
-      <w:r>
-        <w:t xml:space="preserve"> reports the device </w:t>
-      </w:r>
-      <w:r>
-        <w:rPr>
-          <w:b/>
-        </w:rPr>
-        <w:t>registered</w:t>
-      </w:r>
-      <w:r>
-        <w:t xml:space="preserve"> in Entra and the SSO profile </w:t>
-      </w:r>
-      <w:r>
-        <w:rPr>
-          <w:b/>
-        </w:rPr>
-        <w:t>applied</w:t>
+        <w:t>JAMFADE-JamfReadiness.ps1</w:t>
       </w:r>
       <w:r>
         <w:t xml:space="preserve">. </w:t>
@@ -5772,10 +5498,37 @@
         <w:rPr>
           <w:b/>
         </w:rPr>
+        <w:t>Pass:</w:t>
+      </w:r>
+      <w:r>
+        <w:t xml:space="preserve"> The pilot serial is listed and </w:t>
+      </w:r>
+      <w:r>
+        <w:rPr>
+          <w:b/>
+        </w:rPr>
+        <w:t>scoped to the PreStage</w:t>
+      </w:r>
+      <w:r>
+        <w:t xml:space="preserve">, ready for enrollment. </w:t>
+      </w:r>
+      <w:r>
+        <w:rPr>
+          <w:b/>
+        </w:rPr>
         <w:t>Fail:</w:t>
       </w:r>
       <w:r>
-        <w:t xml:space="preserve"> No registration prompt → confirm Company Portal is scoped/installed (R8) and the SSO profile is scoped (Step 10), then retry.</w:t>
+        <w:t xml:space="preserve"> Serial missing → re-check ABM MDM-server assignment (R5) and </w:t>
+      </w:r>
+      <w:r>
+        <w:rPr>
+          <w:b/>
+        </w:rPr>
+        <w:t>Refresh</w:t>
+      </w:r>
+      <w:r>
+        <w:t xml:space="preserve"> the instance.</w:t>
       </w:r>
     </w:p>
     <w:p>
@@ -5783,7 +5536,7 @@
         <w:pStyle w:val="Heading2"/>
       </w:pPr>
       <w:r>
-        <w:t>Test 7 — Single sign-on works</w:t>
+        <w:t>Test 4 — Zero-touch enrollment into Jamf</w:t>
       </w:r>
     </w:p>
     <w:p>
@@ -5794,44 +5547,53 @@
         <w:t>Procedure:</w:t>
       </w:r>
       <w:r>
-        <w:t xml:space="preserve"> On the Mac, open a Microsoft 365 web app (e.g. </w:t>
+        <w:t xml:space="preserve"> Erase the pilot Mac and run Setup Assistant on a managed network. </w:t>
+      </w:r>
+      <w:r>
+        <w:rPr>
+          <w:b/>
+        </w:rPr>
+        <w:t>Pass:</w:t>
+      </w:r>
+      <w:r>
+        <w:t xml:space="preserve"> A </w:t>
+      </w:r>
+      <w:r>
+        <w:rPr>
+          <w:b/>
+        </w:rPr>
+        <w:t>Remote Management</w:t>
+      </w:r>
+      <w:r>
+        <w:t xml:space="preserve"> screen names your organization (Jamf); enrollment completes without manual MDM-profile installation; the device appears in </w:t>
+      </w:r>
+      <w:r>
+        <w:rPr>
+          <w:b/>
+        </w:rPr>
+        <w:t>Jamf → Computers</w:t>
+      </w:r>
+      <w:r>
+        <w:t xml:space="preserve"> within minutes. </w:t>
+      </w:r>
+      <w:r>
+        <w:rPr>
+          <w:b/>
+        </w:rPr>
+        <w:t>Fail:</w:t>
+      </w:r>
+      <w:r>
+        <w:t xml:space="preserve"> No Remote Management screen → device not assigned/refreshed, or network blocks </w:t>
       </w:r>
       <w:r>
         <w:rPr>
           <w:rFonts w:ascii="Consolas" w:hAnsi="Consolas"/>
           <w:sz w:val="19"/>
         </w:rPr>
-        <w:t>https://outlook.office.com</w:t>
-      </w:r>
-      <w:r>
-        <w:t xml:space="preserve">) in Safari and Edge/Chrome; open a native app that supports the broker. </w:t>
-      </w:r>
-      <w:r>
-        <w:rPr>
-          <w:b/>
-        </w:rPr>
-        <w:t>Pass:</w:t>
-      </w:r>
-      <w:r>
-        <w:t xml:space="preserve"> Sign-in is </w:t>
-      </w:r>
-      <w:r>
-        <w:rPr>
-          <w:b/>
-        </w:rPr>
-        <w:t>silent</w:t>
-      </w:r>
-      <w:r>
-        <w:t xml:space="preserve"> (no password prompt) using the registered Entra identity. </w:t>
-      </w:r>
-      <w:r>
-        <w:rPr>
-          <w:b/>
-        </w:rPr>
-        <w:t>Fail:</w:t>
-      </w:r>
-      <w:r>
-        <w:t xml:space="preserve"> Repeated password prompts → verify the SSO extension URLs and identifiers (Step 10), and that the Microsoft Enterprise SSO extension is present.</w:t>
+        <w:t>mdmenrollment.apple.com</w:t>
+      </w:r>
+      <w:r>
+        <w:t xml:space="preserve"> (R12).</w:t>
       </w:r>
     </w:p>
     <w:p>
@@ -5839,7 +5601,7 @@
         <w:pStyle w:val="Heading2"/>
       </w:pPr>
       <w:r>
-        <w:t>Test 8 — Secure Enclave authentication method</w:t>
+        <w:t>Test 5 — Supervision and lock</w:t>
       </w:r>
     </w:p>
     <w:p>
@@ -5850,118 +5612,136 @@
         <w:t>Procedure:</w:t>
       </w:r>
       <w:r>
-        <w:t xml:space="preserve"> Confirm the Platform SSO method in effect. </w:t>
-      </w:r>
-      <w:r>
-        <w:rPr>
-          <w:b/>
-        </w:rPr>
-        <w:t>Pass:</w:t>
-      </w:r>
-      <w:r>
-        <w:t xml:space="preserve"> Authentication uses the </w:t>
-      </w:r>
-      <w:r>
-        <w:rPr>
-          <w:b/>
-        </w:rPr>
-        <w:t>Secure Enclave key</w:t>
-      </w:r>
-      <w:r>
-        <w:t xml:space="preserve"> (hardware-bound); the local password is decoupled from Entra. </w:t>
-      </w:r>
-      <w:r>
-        <w:rPr>
-          <w:b/>
-        </w:rPr>
-        <w:t>Fail:</w:t>
-      </w:r>
-      <w:r>
-        <w:t xml:space="preserve"> Method shows password sync when Secure Enclave was intended → correct the SSO profile (Step 10) and </w:t>
-      </w:r>
-      <w:r>
-        <w:rPr>
-          <w:b/>
-        </w:rPr>
-        <w:t>re-register</w:t>
-      </w:r>
-      <w:r>
-        <w:t>.</w:t>
-      </w:r>
-    </w:p>
-    <w:p>
-      <w:pPr>
-        <w:pStyle w:val="Heading2"/>
-      </w:pPr>
-      <w:r>
-        <w:t>Test 9 — Compliance flows Jamf → Intune</w:t>
-      </w:r>
-    </w:p>
-    <w:p>
-      <w:r>
-        <w:rPr>
-          <w:b/>
-        </w:rPr>
-        <w:t>Procedure:</w:t>
-      </w:r>
-      <w:r>
-        <w:t xml:space="preserve"> Review the pilot Mac in </w:t>
-      </w:r>
-      <w:r>
-        <w:rPr>
-          <w:b/>
-        </w:rPr>
-        <w:t>Intune → Devices → macOS</w:t>
-      </w:r>
-      <w:r>
-        <w:t xml:space="preserve"> (or run </w:t>
+        <w:t xml:space="preserve"> Inspect the enrolled device in Jamf (or run </w:t>
       </w:r>
       <w:r>
         <w:rPr>
           <w:rFonts w:ascii="Consolas" w:hAnsi="Consolas"/>
           <w:sz w:val="19"/>
         </w:rPr>
-        <w:t>JAMFADE-Validation.ps1</w:t>
-      </w:r>
-      <w:r>
-        <w:t xml:space="preserve"> / </w:t>
+        <w:t>JAMFADE-JamfReadiness.ps1</w:t>
+      </w:r>
+      <w:r>
+        <w:t xml:space="preserve">). </w:t>
+      </w:r>
+      <w:r>
+        <w:rPr>
+          <w:b/>
+        </w:rPr>
+        <w:t>Pass:</w:t>
+      </w:r>
+      <w:r>
+        <w:t xml:space="preserve"> Device is </w:t>
+      </w:r>
+      <w:r>
+        <w:rPr>
+          <w:b/>
+        </w:rPr>
+        <w:t>Supervised = Yes</w:t>
+      </w:r>
+      <w:r>
+        <w:t xml:space="preserve"> and the MDM profile is </w:t>
+      </w:r>
+      <w:r>
+        <w:rPr>
+          <w:b/>
+        </w:rPr>
+        <w:t>mandatory</w:t>
+      </w:r>
+      <w:r>
+        <w:t xml:space="preserve"> (user cannot remove it). </w:t>
+      </w:r>
+      <w:r>
+        <w:rPr>
+          <w:b/>
+        </w:rPr>
+        <w:t>Fail:</w:t>
+      </w:r>
+      <w:r>
+        <w:t xml:space="preserve"> Supervised = No → the PreStage did not enable </w:t>
+      </w:r>
+      <w:r>
+        <w:rPr>
+          <w:b/>
+        </w:rPr>
+        <w:t>Supervision</w:t>
+      </w:r>
+      <w:r>
+        <w:t xml:space="preserve"> (Step 7); re-erase and re-enroll after correcting.</w:t>
+      </w:r>
+    </w:p>
+    <w:p>
+      <w:pPr>
+        <w:pStyle w:val="Heading2"/>
+      </w:pPr>
+      <w:r>
+        <w:t>Test 6 — Company Portal + Platform SSO registration</w:t>
+      </w:r>
+    </w:p>
+    <w:p>
+      <w:r>
+        <w:rPr>
+          <w:b/>
+        </w:rPr>
+        <w:t>Procedure:</w:t>
+      </w:r>
+      <w:r>
+        <w:t xml:space="preserve"> After desktop loads, confirm Company Portal installed and complete the </w:t>
+      </w:r>
+      <w:r>
+        <w:rPr>
+          <w:b/>
+        </w:rPr>
+        <w:t>Register</w:t>
+      </w:r>
+      <w:r>
+        <w:t xml:space="preserve"> prompt; then check the SSO state. </w:t>
+      </w:r>
+      <w:r>
+        <w:rPr>
+          <w:b/>
+        </w:rPr>
+        <w:t>Pass:</w:t>
+      </w:r>
+      <w:r>
+        <w:t xml:space="preserve"> Company Portal reports the device </w:t>
+      </w:r>
+      <w:r>
+        <w:rPr>
+          <w:b/>
+        </w:rPr>
+        <w:t>registered</w:t>
+      </w:r>
+      <w:r>
+        <w:t xml:space="preserve">; macOS shows the Platform SSO login-window prompt / key indicator; </w:t>
       </w:r>
       <w:r>
         <w:rPr>
           <w:rFonts w:ascii="Consolas" w:hAnsi="Consolas"/>
           <w:sz w:val="19"/>
         </w:rPr>
-        <w:t>JAMFADE-DeviceReport.ps1</w:t>
-      </w:r>
-      <w:r>
-        <w:t xml:space="preserve">). </w:t>
-      </w:r>
-      <w:r>
-        <w:rPr>
-          <w:b/>
-        </w:rPr>
-        <w:t>Pass:</w:t>
-      </w:r>
-      <w:r>
-        <w:t xml:space="preserve"> The Mac appears as </w:t>
-      </w:r>
-      <w:r>
-        <w:rPr>
-          <w:b/>
-        </w:rPr>
-        <w:t>partner-managed (Jamf)</w:t>
-      </w:r>
-      <w:r>
-        <w:t xml:space="preserve"> with a </w:t>
-      </w:r>
-      <w:r>
-        <w:rPr>
-          <w:b/>
-        </w:rPr>
-        <w:t>Compliant</w:t>
-      </w:r>
-      <w:r>
-        <w:t xml:space="preserve"> state reported to Intune. </w:t>
+        <w:t>JAMFADE-Validation.ps1</w:t>
+      </w:r>
+      <w:r>
+        <w:t xml:space="preserve"> reports the device </w:t>
+      </w:r>
+      <w:r>
+        <w:rPr>
+          <w:b/>
+        </w:rPr>
+        <w:t>registered</w:t>
+      </w:r>
+      <w:r>
+        <w:t xml:space="preserve"> in Entra and the SSO profile </w:t>
+      </w:r>
+      <w:r>
+        <w:rPr>
+          <w:b/>
+        </w:rPr>
+        <w:t>applied</w:t>
+      </w:r>
+      <w:r>
+        <w:t xml:space="preserve">. </w:t>
       </w:r>
       <w:r>
         <w:rPr>
@@ -5970,16 +5750,7 @@
         <w:t>Fail:</w:t>
       </w:r>
       <w:r>
-        <w:t xml:space="preserve"> Device absent or non-compliant → confirm the Device Compliance integration is </w:t>
-      </w:r>
-      <w:r>
-        <w:rPr>
-          <w:b/>
-        </w:rPr>
-        <w:t>Active</w:t>
-      </w:r>
-      <w:r>
-        <w:t xml:space="preserve"> (R10) and the Jamf compliance scope includes the device (Step 12).</w:t>
+        <w:t xml:space="preserve"> No registration prompt → confirm Company Portal is scoped/installed (R8) and the SSO profile is scoped (Step 10), then retry.</w:t>
       </w:r>
     </w:p>
     <w:p>
@@ -5987,7 +5758,7 @@
         <w:pStyle w:val="Heading2"/>
       </w:pPr>
       <w:r>
-        <w:t>Test 10 — Conditional Access enforces SSO</w:t>
+        <w:t>Test 7 — Single sign-on works</w:t>
       </w:r>
     </w:p>
     <w:p>
@@ -5998,814 +5769,695 @@
         <w:t>Procedure:</w:t>
       </w:r>
       <w:r>
-        <w:t xml:space="preserve"> With the CA policy in </w:t>
-      </w:r>
-      <w:r>
-        <w:rPr>
-          <w:b/>
-        </w:rPr>
-        <w:t>report-only</w:t>
-      </w:r>
-      <w:r>
-        <w:t xml:space="preserve">, sign in to Microsoft 365 from the Mac and review Entra </w:t>
-      </w:r>
-      <w:r>
-        <w:rPr>
-          <w:b/>
-        </w:rPr>
-        <w:t>sign-in logs</w:t>
-      </w:r>
-      <w:r>
-        <w:t xml:space="preserve">. </w:t>
-      </w:r>
-      <w:r>
-        <w:rPr>
-          <w:b/>
-        </w:rPr>
-        <w:t>Pass:</w:t>
-      </w:r>
-      <w:r>
-        <w:t xml:space="preserve"> The CA policy evaluates the Mac as </w:t>
-      </w:r>
-      <w:r>
-        <w:rPr>
-          <w:b/>
-        </w:rPr>
-        <w:t>compliant</w:t>
-      </w:r>
-      <w:r>
-        <w:t xml:space="preserve"> and (if configured) satisfies the phishing-resistant strength; in </w:t>
-      </w:r>
-      <w:r>
-        <w:rPr>
-          <w:b/>
-        </w:rPr>
-        <w:t>report-only</w:t>
-      </w:r>
-      <w:r>
-        <w:t xml:space="preserve"> it shows "would have applied / granted." </w:t>
-      </w:r>
-      <w:r>
-        <w:rPr>
-          <w:b/>
-        </w:rPr>
-        <w:t>Fail:</w:t>
-      </w:r>
-      <w:r>
-        <w:t xml:space="preserve"> Policy reports non-compliant or not-registered → resolve Tests 6/9 first, then re-test before switching CA to </w:t>
-      </w:r>
-      <w:r>
-        <w:rPr>
-          <w:b/>
-        </w:rPr>
-        <w:t>On</w:t>
-      </w:r>
-      <w:r>
-        <w:t>.</w:t>
-      </w:r>
-    </w:p>
-    <w:p>
-      <w:pPr>
-        <w:pStyle w:val="Heading2"/>
-      </w:pPr>
-      <w:r>
-        <w:t>Acceptance gate</w:t>
-      </w:r>
-    </w:p>
-    <w:p>
-      <w:r>
-        <w:t xml:space="preserve">Proceed to </w:t>
-      </w:r>
-      <w:r>
-        <w:rPr>
-          <w:b/>
-        </w:rPr>
-        <w:t>Expand</w:t>
-      </w:r>
-      <w:r>
-        <w:t xml:space="preserve"> only when Tests 1–10 pass on at least one pilot Mac and the user-experience checks (silent SSO, clean first-run) are confirmed by a real pilot user. Switch Conditional Access from </w:t>
-      </w:r>
-      <w:r>
-        <w:rPr>
-          <w:b/>
-        </w:rPr>
-        <w:t>report-only</w:t>
-      </w:r>
-      <w:r>
-        <w:t xml:space="preserve"> to </w:t>
-      </w:r>
-      <w:r>
-        <w:rPr>
-          <w:b/>
-        </w:rPr>
-        <w:t>On</w:t>
-      </w:r>
-      <w:r>
-        <w:t xml:space="preserve"> only after Test 10 passes.</w:t>
-      </w:r>
-    </w:p>
-    <w:p>
-      <w:pPr>
-        <w:pStyle w:val="Heading1"/>
-      </w:pPr>
-      <w:r>
-        <w:t>6. Troubleshooting — macOS Automated Device Enrollment with SSO (Jamf Pro + Microsoft Intune)</w:t>
-      </w:r>
-    </w:p>
-    <w:p>
-      <w:r>
-        <w:t xml:space="preserve">Work top-down: confirm the </w:t>
-      </w:r>
-      <w:r>
-        <w:rPr>
-          <w:b/>
-        </w:rPr>
-        <w:t>Apple ↔ Jamf connection</w:t>
-      </w:r>
-      <w:r>
-        <w:t xml:space="preserve"> (APNs/ADE token), then </w:t>
-      </w:r>
-      <w:r>
-        <w:rPr>
-          <w:b/>
-        </w:rPr>
-        <w:t>assignment</w:t>
-      </w:r>
-      <w:r>
-        <w:t xml:space="preserve"> (ABM → Jamf), then the </w:t>
-      </w:r>
-      <w:r>
-        <w:rPr>
-          <w:b/>
-        </w:rPr>
-        <w:t>device</w:t>
-      </w:r>
-      <w:r>
-        <w:t xml:space="preserve"> (enrollment/supervision), then </w:t>
-      </w:r>
-      <w:r>
-        <w:rPr>
-          <w:b/>
-        </w:rPr>
-        <w:t>Platform SSO</w:t>
-      </w:r>
-      <w:r>
-        <w:t xml:space="preserve">, then the </w:t>
-      </w:r>
-      <w:r>
-        <w:rPr>
-          <w:b/>
-        </w:rPr>
-        <w:t>Jamf ↔ Intune compliance</w:t>
-      </w:r>
-      <w:r>
-        <w:t xml:space="preserve"> flow and </w:t>
-      </w:r>
-      <w:r>
-        <w:rPr>
-          <w:b/>
-        </w:rPr>
-        <w:t>Conditional Access</w:t>
-      </w:r>
-      <w:r>
-        <w:t>. Most failures are an expired token, an unassigned device, a missing integration, or a blocked network endpoint.</w:t>
-      </w:r>
-    </w:p>
-    <w:p>
-      <w:pPr>
-        <w:pStyle w:val="Heading2"/>
-      </w:pPr>
-      <w:r>
-        <w:t>The Mac never shows a "Remote Management" screen</w:t>
-      </w:r>
-    </w:p>
-    <w:p>
-      <w:pPr>
-        <w:pStyle w:val="ListBullet"/>
-      </w:pPr>
-      <w:r>
-        <w:rPr>
-          <w:b/>
-        </w:rPr>
-        <w:t>Device not assigned to the Jamf MDM server.</w:t>
-      </w:r>
-      <w:r>
-        <w:t xml:space="preserve"> ABM → </w:t>
-      </w:r>
-      <w:r>
-        <w:rPr>
-          <w:b/>
-        </w:rPr>
-        <w:t>Devices</w:t>
-      </w:r>
-      <w:r>
-        <w:t xml:space="preserve"> → confirm </w:t>
-      </w:r>
-      <w:r>
-        <w:rPr>
-          <w:b/>
-        </w:rPr>
-        <w:t>MDM Server</w:t>
-      </w:r>
-      <w:r>
-        <w:t xml:space="preserve"> = your</w:t>
-      </w:r>
-    </w:p>
-    <w:p>
-      <w:r>
-        <w:t xml:space="preserve">  Jamf server (R5). After fixing, Jamf → Automated Device Enrollment → </w:t>
-      </w:r>
-      <w:r>
-        <w:rPr>
-          <w:b/>
-        </w:rPr>
-        <w:t>Refresh</w:t>
-      </w:r>
-      <w:r>
-        <w:t>.</w:t>
-      </w:r>
-    </w:p>
-    <w:p>
-      <w:pPr>
-        <w:pStyle w:val="ListBullet"/>
-      </w:pPr>
-      <w:r>
-        <w:rPr>
-          <w:b/>
-        </w:rPr>
-        <w:t>Not scoped to a PreStage.</w:t>
-      </w:r>
-      <w:r>
-        <w:t xml:space="preserve"> Jamf → </w:t>
-      </w:r>
-      <w:r>
-        <w:rPr>
-          <w:b/>
-        </w:rPr>
-        <w:t>PreStage Enrollments</w:t>
-      </w:r>
-      <w:r>
-        <w:t xml:space="preserve"> → confirm the serial is scoped (R6).</w:t>
-      </w:r>
-    </w:p>
-    <w:p>
-      <w:pPr>
-        <w:pStyle w:val="ListBullet"/>
-      </w:pPr>
-      <w:r>
-        <w:rPr>
-          <w:b/>
-        </w:rPr>
-        <w:t>Already past Setup Assistant.</w:t>
-      </w:r>
-      <w:r>
-        <w:t xml:space="preserve"> ADE only triggers during Setup Assistant — **Erase All Content</w:t>
-      </w:r>
-    </w:p>
-    <w:p>
-      <w:r>
-        <w:t xml:space="preserve">  and Settings** and try again.</w:t>
-      </w:r>
-    </w:p>
-    <w:p>
-      <w:pPr>
-        <w:pStyle w:val="ListBullet"/>
-      </w:pPr>
-      <w:r>
-        <w:rPr>
-          <w:b/>
-        </w:rPr>
-        <w:t>Network blocks Apple.</w:t>
-      </w:r>
-      <w:r>
-        <w:t xml:space="preserve"> Ensure </w:t>
+        <w:t xml:space="preserve"> On the Mac, open a Microsoft 365 web app (e.g. </w:t>
       </w:r>
       <w:r>
         <w:rPr>
           <w:rFonts w:ascii="Consolas" w:hAnsi="Consolas"/>
           <w:sz w:val="19"/>
         </w:rPr>
-        <w:t>mdmenrollment.apple.com</w:t>
-      </w:r>
-      <w:r>
-        <w:t xml:space="preserve"> and </w:t>
+        <w:t>https://outlook.office.com</w:t>
+      </w:r>
+      <w:r>
+        <w:t xml:space="preserve">) in Safari and Edge/Chrome; open a native app that supports the broker. </w:t>
+      </w:r>
+      <w:r>
+        <w:rPr>
+          <w:b/>
+        </w:rPr>
+        <w:t>Pass:</w:t>
+      </w:r>
+      <w:r>
+        <w:t xml:space="preserve"> Sign-in is </w:t>
+      </w:r>
+      <w:r>
+        <w:rPr>
+          <w:b/>
+        </w:rPr>
+        <w:t>silent</w:t>
+      </w:r>
+      <w:r>
+        <w:t xml:space="preserve"> (no password prompt) using the registered Entra identity. </w:t>
+      </w:r>
+      <w:r>
+        <w:rPr>
+          <w:b/>
+        </w:rPr>
+        <w:t>Fail:</w:t>
+      </w:r>
+      <w:r>
+        <w:t xml:space="preserve"> Repeated password prompts → verify the SSO extension URLs and identifiers (Step 10), and that the Microsoft Enterprise SSO extension is present.</w:t>
+      </w:r>
+    </w:p>
+    <w:p>
+      <w:pPr>
+        <w:pStyle w:val="Heading2"/>
+      </w:pPr>
+      <w:r>
+        <w:t>Test 8 — Secure Enclave authentication method</w:t>
+      </w:r>
+    </w:p>
+    <w:p>
+      <w:r>
+        <w:rPr>
+          <w:b/>
+        </w:rPr>
+        <w:t>Procedure:</w:t>
+      </w:r>
+      <w:r>
+        <w:t xml:space="preserve"> Confirm the Platform SSO method in effect. </w:t>
+      </w:r>
+      <w:r>
+        <w:rPr>
+          <w:b/>
+        </w:rPr>
+        <w:t>Pass:</w:t>
+      </w:r>
+      <w:r>
+        <w:t xml:space="preserve"> Authentication uses the </w:t>
+      </w:r>
+      <w:r>
+        <w:rPr>
+          <w:b/>
+        </w:rPr>
+        <w:t>Secure Enclave key</w:t>
+      </w:r>
+      <w:r>
+        <w:t xml:space="preserve"> (hardware-bound); the local password is decoupled from Entra. </w:t>
+      </w:r>
+      <w:r>
+        <w:rPr>
+          <w:b/>
+        </w:rPr>
+        <w:t>Fail:</w:t>
+      </w:r>
+      <w:r>
+        <w:t xml:space="preserve"> Method shows password sync when Secure Enclave was intended → correct the SSO profile (Step 10) and </w:t>
+      </w:r>
+      <w:r>
+        <w:rPr>
+          <w:b/>
+        </w:rPr>
+        <w:t>re-register</w:t>
+      </w:r>
+      <w:r>
+        <w:t>.</w:t>
+      </w:r>
+    </w:p>
+    <w:p>
+      <w:pPr>
+        <w:pStyle w:val="Heading2"/>
+      </w:pPr>
+      <w:r>
+        <w:t>Test 9 — Compliance flows Jamf → Intune</w:t>
+      </w:r>
+    </w:p>
+    <w:p>
+      <w:r>
+        <w:rPr>
+          <w:b/>
+        </w:rPr>
+        <w:t>Procedure:</w:t>
+      </w:r>
+      <w:r>
+        <w:t xml:space="preserve"> Review the pilot Mac in </w:t>
+      </w:r>
+      <w:r>
+        <w:rPr>
+          <w:b/>
+        </w:rPr>
+        <w:t>Intune → Devices → macOS</w:t>
+      </w:r>
+      <w:r>
+        <w:t xml:space="preserve"> (or run </w:t>
       </w:r>
       <w:r>
         <w:rPr>
           <w:rFonts w:ascii="Consolas" w:hAnsi="Consolas"/>
           <w:sz w:val="19"/>
         </w:rPr>
-        <w:t>gdmf.apple.com</w:t>
-      </w:r>
-      <w:r>
-        <w:t xml:space="preserve"> are reachable and</w:t>
-      </w:r>
-    </w:p>
-    <w:p>
-      <w:r>
-        <w:t xml:space="preserve">  </w:t>
-      </w:r>
-      <w:r>
-        <w:rPr>
-          <w:b/>
-        </w:rPr>
-        <w:t>not</w:t>
-      </w:r>
-      <w:r>
-        <w:t xml:space="preserve"> TLS-inspected (R12).</w:t>
-      </w:r>
-    </w:p>
-    <w:p>
-      <w:pPr>
-        <w:pStyle w:val="ListBullet"/>
-      </w:pPr>
-      <w:r>
-        <w:rPr>
-          <w:b/>
-        </w:rPr>
-        <w:t>Configurator device past 30-day window</w:t>
-      </w:r>
-      <w:r>
-        <w:t xml:space="preserve"> or released by the user — re-add and re-assign.</w:t>
-      </w:r>
-    </w:p>
-    <w:p>
-      <w:pPr>
-        <w:pStyle w:val="Heading2"/>
-      </w:pPr>
-      <w:r>
-        <w:t>Enrollment fails partway / device not in Jamf</w:t>
-      </w:r>
-    </w:p>
-    <w:p>
-      <w:pPr>
-        <w:pStyle w:val="ListBullet"/>
-      </w:pPr>
-      <w:r>
-        <w:rPr>
-          <w:b/>
-        </w:rPr>
-        <w:t>Jamf APNs certificate invalid/expired.</w:t>
-      </w:r>
-      <w:r>
-        <w:t xml:space="preserve"> Jamf → </w:t>
-      </w:r>
-      <w:r>
-        <w:rPr>
-          <w:b/>
-        </w:rPr>
-        <w:t>Push certificates</w:t>
-      </w:r>
-      <w:r>
-        <w:t xml:space="preserve"> must be valid (R3). If it</w:t>
-      </w:r>
-    </w:p>
-    <w:p>
-      <w:r>
-        <w:t xml:space="preserve">  was renewed with a *different* Apple ID, devices unenroll — restore the original Apple ID.</w:t>
-      </w:r>
-    </w:p>
-    <w:p>
-      <w:pPr>
-        <w:pStyle w:val="ListBullet"/>
-      </w:pPr>
-      <w:r>
-        <w:rPr>
-          <w:b/>
-        </w:rPr>
-        <w:t>ADE token expired.</w:t>
-      </w:r>
-      <w:r>
-        <w:t xml:space="preserve"> Renew the ABM server token (R4); re-upload to the Jamf ADE instance.</w:t>
-      </w:r>
-    </w:p>
-    <w:p>
-      <w:pPr>
-        <w:pStyle w:val="Heading2"/>
-      </w:pPr>
-      <w:r>
-        <w:t>Device enrolled but **not Supervised**</w:t>
-      </w:r>
-    </w:p>
-    <w:p>
-      <w:pPr>
-        <w:pStyle w:val="ListBullet"/>
-      </w:pPr>
-      <w:r>
-        <w:t xml:space="preserve">The </w:t>
-      </w:r>
-      <w:r>
-        <w:rPr>
-          <w:b/>
-        </w:rPr>
-        <w:t>PreStage</w:t>
-      </w:r>
-      <w:r>
-        <w:t xml:space="preserve"> didn't enable </w:t>
-      </w:r>
-      <w:r>
-        <w:rPr>
-          <w:b/>
-        </w:rPr>
-        <w:t>Supervision</w:t>
-      </w:r>
-      <w:r>
-        <w:t xml:space="preserve"> (Step 7). Correct the PreStage, then **erase and</w:t>
-      </w:r>
-    </w:p>
-    <w:p>
-      <w:r>
-        <w:t xml:space="preserve">  re-enroll** — supervision is set at enrollment and cannot be toggled on an enrolled device.</w:t>
-      </w:r>
-    </w:p>
-    <w:p>
-      <w:pPr>
-        <w:pStyle w:val="Heading2"/>
-      </w:pPr>
-      <w:r>
-        <w:t>Company Portal doesn't install</w:t>
-      </w:r>
-    </w:p>
-    <w:p>
-      <w:pPr>
-        <w:pStyle w:val="ListBullet"/>
-      </w:pPr>
-      <w:r>
-        <w:t>Confirm the app is scoped to the pilot Smart Group and set to install automatically (R8/Step 9).</w:t>
-      </w:r>
-    </w:p>
-    <w:p>
-      <w:pPr>
-        <w:pStyle w:val="ListBullet"/>
-      </w:pPr>
-      <w:r>
-        <w:t xml:space="preserve">Force a check-in: on the Mac, run </w:t>
-      </w:r>
-      <w:r>
-        <w:rPr>
-          <w:b/>
-        </w:rPr>
-        <w:t>Self Service</w:t>
-      </w:r>
-      <w:r>
-        <w:t xml:space="preserve"> or </w:t>
+        <w:t>JAMFADE-Validation.ps1</w:t>
+      </w:r>
+      <w:r>
+        <w:t xml:space="preserve"> / </w:t>
       </w:r>
       <w:r>
         <w:rPr>
           <w:rFonts w:ascii="Consolas" w:hAnsi="Consolas"/>
           <w:sz w:val="19"/>
         </w:rPr>
-        <w:t>sudo jamf recon</w:t>
-      </w:r>
-      <w:r>
-        <w:t xml:space="preserve"> / </w:t>
+        <w:t>JAMFADE-DeviceReport.ps1</w:t>
+      </w:r>
+      <w:r>
+        <w:t xml:space="preserve">). </w:t>
+      </w:r>
+      <w:r>
+        <w:rPr>
+          <w:b/>
+        </w:rPr>
+        <w:t>Pass:</w:t>
+      </w:r>
+      <w:r>
+        <w:t xml:space="preserve"> The Mac appears as </w:t>
+      </w:r>
+      <w:r>
+        <w:rPr>
+          <w:b/>
+        </w:rPr>
+        <w:t>partner-managed (Jamf)</w:t>
+      </w:r>
+      <w:r>
+        <w:t xml:space="preserve"> with a </w:t>
+      </w:r>
+      <w:r>
+        <w:rPr>
+          <w:b/>
+        </w:rPr>
+        <w:t>Compliant</w:t>
+      </w:r>
+      <w:r>
+        <w:t xml:space="preserve"> state reported to Intune. </w:t>
+      </w:r>
+      <w:r>
+        <w:rPr>
+          <w:b/>
+        </w:rPr>
+        <w:t>Fail:</w:t>
+      </w:r>
+      <w:r>
+        <w:t xml:space="preserve"> Device absent or non-compliant → confirm the Device Compliance integration is </w:t>
+      </w:r>
+      <w:r>
+        <w:rPr>
+          <w:b/>
+        </w:rPr>
+        <w:t>Active</w:t>
+      </w:r>
+      <w:r>
+        <w:t xml:space="preserve"> (R10) and the Jamf compliance scope includes the device (Step 12).</w:t>
+      </w:r>
+    </w:p>
+    <w:p>
+      <w:pPr>
+        <w:pStyle w:val="Heading2"/>
+      </w:pPr>
+      <w:r>
+        <w:t>Test 10 — Conditional Access enforces SSO</w:t>
+      </w:r>
+    </w:p>
+    <w:p>
+      <w:r>
+        <w:rPr>
+          <w:b/>
+        </w:rPr>
+        <w:t>Procedure:</w:t>
+      </w:r>
+      <w:r>
+        <w:t xml:space="preserve"> With the CA policy in </w:t>
+      </w:r>
+      <w:r>
+        <w:rPr>
+          <w:b/>
+        </w:rPr>
+        <w:t>report-only</w:t>
+      </w:r>
+      <w:r>
+        <w:t xml:space="preserve">, sign in to Microsoft 365 from the Mac and review Entra </w:t>
+      </w:r>
+      <w:r>
+        <w:rPr>
+          <w:b/>
+        </w:rPr>
+        <w:t>sign-in logs</w:t>
+      </w:r>
+      <w:r>
+        <w:t xml:space="preserve">. </w:t>
+      </w:r>
+      <w:r>
+        <w:rPr>
+          <w:b/>
+        </w:rPr>
+        <w:t>Pass:</w:t>
+      </w:r>
+      <w:r>
+        <w:t xml:space="preserve"> The CA policy evaluates the Mac as </w:t>
+      </w:r>
+      <w:r>
+        <w:rPr>
+          <w:b/>
+        </w:rPr>
+        <w:t>compliant</w:t>
+      </w:r>
+      <w:r>
+        <w:t xml:space="preserve"> and (if configured) satisfies the phishing-resistant strength; in </w:t>
+      </w:r>
+      <w:r>
+        <w:rPr>
+          <w:b/>
+        </w:rPr>
+        <w:t>report-only</w:t>
+      </w:r>
+      <w:r>
+        <w:t xml:space="preserve"> it shows "would have applied / granted." </w:t>
+      </w:r>
+      <w:r>
+        <w:rPr>
+          <w:b/>
+        </w:rPr>
+        <w:t>Fail:</w:t>
+      </w:r>
+      <w:r>
+        <w:t xml:space="preserve"> Policy reports non-compliant or not-registered → resolve Tests 6/9 first, then re-test before switching CA to </w:t>
+      </w:r>
+      <w:r>
+        <w:rPr>
+          <w:b/>
+        </w:rPr>
+        <w:t>On</w:t>
+      </w:r>
+      <w:r>
+        <w:t>.</w:t>
+      </w:r>
+    </w:p>
+    <w:p>
+      <w:pPr>
+        <w:pStyle w:val="Heading2"/>
+      </w:pPr>
+      <w:r>
+        <w:t>Acceptance gate</w:t>
+      </w:r>
+    </w:p>
+    <w:p>
+      <w:r>
+        <w:t xml:space="preserve">Proceed to </w:t>
+      </w:r>
+      <w:r>
+        <w:rPr>
+          <w:b/>
+        </w:rPr>
+        <w:t>Expand</w:t>
+      </w:r>
+      <w:r>
+        <w:t xml:space="preserve"> only when Tests 1–10 pass on at least one pilot Mac and the user-experience checks (silent SSO, clean first-run) are confirmed by a real pilot user. Switch Conditional Access from </w:t>
+      </w:r>
+      <w:r>
+        <w:rPr>
+          <w:b/>
+        </w:rPr>
+        <w:t>report-only</w:t>
+      </w:r>
+      <w:r>
+        <w:t xml:space="preserve"> to </w:t>
+      </w:r>
+      <w:r>
+        <w:rPr>
+          <w:b/>
+        </w:rPr>
+        <w:t>On</w:t>
+      </w:r>
+      <w:r>
+        <w:t xml:space="preserve"> only after Test 10 passes.</w:t>
+      </w:r>
+    </w:p>
+    <w:p>
+      <w:pPr>
+        <w:pStyle w:val="Heading1"/>
+      </w:pPr>
+      <w:r>
+        <w:t>6. Troubleshooting — macOS Automated Device Enrollment with SSO (Jamf Pro + Microsoft Intune)</w:t>
+      </w:r>
+    </w:p>
+    <w:p>
+      <w:r>
+        <w:t xml:space="preserve">Work top-down: confirm the </w:t>
+      </w:r>
+      <w:r>
+        <w:rPr>
+          <w:b/>
+        </w:rPr>
+        <w:t>Apple ↔ Jamf connection</w:t>
+      </w:r>
+      <w:r>
+        <w:t xml:space="preserve"> (APNs/ADE token), then </w:t>
+      </w:r>
+      <w:r>
+        <w:rPr>
+          <w:b/>
+        </w:rPr>
+        <w:t>assignment</w:t>
+      </w:r>
+      <w:r>
+        <w:t xml:space="preserve"> (ABM → Jamf), then the </w:t>
+      </w:r>
+      <w:r>
+        <w:rPr>
+          <w:b/>
+        </w:rPr>
+        <w:t>device</w:t>
+      </w:r>
+      <w:r>
+        <w:t xml:space="preserve"> (enrollment/supervision), then </w:t>
+      </w:r>
+      <w:r>
+        <w:rPr>
+          <w:b/>
+        </w:rPr>
+        <w:t>Platform SSO</w:t>
+      </w:r>
+      <w:r>
+        <w:t xml:space="preserve">, then the </w:t>
+      </w:r>
+      <w:r>
+        <w:rPr>
+          <w:b/>
+        </w:rPr>
+        <w:t>Jamf ↔ Intune compliance</w:t>
+      </w:r>
+      <w:r>
+        <w:t xml:space="preserve"> flow and </w:t>
+      </w:r>
+      <w:r>
+        <w:rPr>
+          <w:b/>
+        </w:rPr>
+        <w:t>Conditional Access</w:t>
+      </w:r>
+      <w:r>
+        <w:t>. Most failures are an expired token, an unassigned device, a missing integration, or a blocked network endpoint.</w:t>
+      </w:r>
+    </w:p>
+    <w:p>
+      <w:pPr>
+        <w:pStyle w:val="Heading2"/>
+      </w:pPr>
+      <w:r>
+        <w:t>The Mac never shows a "Remote Management" screen</w:t>
+      </w:r>
+    </w:p>
+    <w:p>
+      <w:pPr>
+        <w:pStyle w:val="ListBullet"/>
+      </w:pPr>
+      <w:r>
+        <w:rPr>
+          <w:b/>
+        </w:rPr>
+        <w:t>Device not assigned to the Jamf MDM server.</w:t>
+      </w:r>
+      <w:r>
+        <w:t xml:space="preserve"> ABM → </w:t>
+      </w:r>
+      <w:r>
+        <w:rPr>
+          <w:b/>
+        </w:rPr>
+        <w:t>Devices</w:t>
+      </w:r>
+      <w:r>
+        <w:t xml:space="preserve"> → confirm </w:t>
+      </w:r>
+      <w:r>
+        <w:rPr>
+          <w:b/>
+        </w:rPr>
+        <w:t>MDM Server</w:t>
+      </w:r>
+      <w:r>
+        <w:t xml:space="preserve"> = your</w:t>
+      </w:r>
+    </w:p>
+    <w:p>
+      <w:r>
+        <w:t xml:space="preserve">  Jamf server (R5). After fixing, Jamf → Automated Device Enrollment → </w:t>
+      </w:r>
+      <w:r>
+        <w:rPr>
+          <w:b/>
+        </w:rPr>
+        <w:t>Refresh</w:t>
+      </w:r>
+      <w:r>
+        <w:t>.</w:t>
+      </w:r>
+    </w:p>
+    <w:p>
+      <w:pPr>
+        <w:pStyle w:val="ListBullet"/>
+      </w:pPr>
+      <w:r>
+        <w:rPr>
+          <w:b/>
+        </w:rPr>
+        <w:t>Not scoped to a PreStage.</w:t>
+      </w:r>
+      <w:r>
+        <w:t xml:space="preserve"> Jamf → </w:t>
+      </w:r>
+      <w:r>
+        <w:rPr>
+          <w:b/>
+        </w:rPr>
+        <w:t>PreStage Enrollments</w:t>
+      </w:r>
+      <w:r>
+        <w:t xml:space="preserve"> → confirm the serial is scoped (R6).</w:t>
+      </w:r>
+    </w:p>
+    <w:p>
+      <w:pPr>
+        <w:pStyle w:val="ListBullet"/>
+      </w:pPr>
+      <w:r>
+        <w:rPr>
+          <w:b/>
+        </w:rPr>
+        <w:t>Already past Setup Assistant.</w:t>
+      </w:r>
+      <w:r>
+        <w:t xml:space="preserve"> ADE only triggers during Setup Assistant — **Erase All Content</w:t>
+      </w:r>
+    </w:p>
+    <w:p>
+      <w:r>
+        <w:t xml:space="preserve">  and Settings** and try again.</w:t>
+      </w:r>
+    </w:p>
+    <w:p>
+      <w:pPr>
+        <w:pStyle w:val="ListBullet"/>
+      </w:pPr>
+      <w:r>
+        <w:rPr>
+          <w:b/>
+        </w:rPr>
+        <w:t>Network blocks Apple.</w:t>
+      </w:r>
+      <w:r>
+        <w:t xml:space="preserve"> Ensure </w:t>
       </w:r>
       <w:r>
         <w:rPr>
           <w:rFonts w:ascii="Consolas" w:hAnsi="Consolas"/>
           <w:sz w:val="19"/>
         </w:rPr>
-        <w:t>sudo jamf policy</w:t>
-      </w:r>
-      <w:r>
-        <w:t>; in</w:t>
-      </w:r>
-    </w:p>
-    <w:p>
-      <w:r>
-        <w:t xml:space="preserve">  Jamf, confirm the computer's </w:t>
-      </w:r>
-      <w:r>
-        <w:rPr>
-          <w:b/>
-        </w:rPr>
-        <w:t>inventory</w:t>
-      </w:r>
-      <w:r>
-        <w:t xml:space="preserve"> updates.</w:t>
-      </w:r>
-    </w:p>
-    <w:p>
-      <w:pPr>
-        <w:pStyle w:val="Heading2"/>
-      </w:pPr>
-      <w:r>
-        <w:t>Platform SSO never prompts to register</w:t>
-      </w:r>
-    </w:p>
-    <w:p>
-      <w:pPr>
-        <w:pStyle w:val="ListBullet"/>
-      </w:pPr>
-      <w:r>
-        <w:rPr>
-          <w:b/>
-        </w:rPr>
-        <w:t>Company Portal missing or outdated</w:t>
-      </w:r>
-      <w:r>
-        <w:t xml:space="preserve"> — it performs registration (R8); update it.</w:t>
-      </w:r>
-    </w:p>
-    <w:p>
-      <w:pPr>
-        <w:pStyle w:val="ListBullet"/>
-      </w:pPr>
-      <w:r>
-        <w:rPr>
-          <w:b/>
-        </w:rPr>
-        <w:t>SSO profile not scoped</w:t>
-      </w:r>
-      <w:r>
-        <w:t xml:space="preserve"> to the device (Step 10). Confirm scope and that the profile installed</w:t>
-      </w:r>
-    </w:p>
-    <w:p>
-      <w:r>
-        <w:t xml:space="preserve">  (System Settings → Privacy &amp; Security → Profiles).</w:t>
-      </w:r>
-    </w:p>
-    <w:p>
-      <w:pPr>
-        <w:pStyle w:val="ListBullet"/>
-      </w:pPr>
-      <w:r>
-        <w:rPr>
-          <w:b/>
-        </w:rPr>
-        <w:t>Extension identifiers wrong</w:t>
-      </w:r>
-      <w:r>
-        <w:t xml:space="preserve"> — must be </w:t>
+        <w:t>mdmenrollment.apple.com</w:t>
+      </w:r>
+      <w:r>
+        <w:t xml:space="preserve"> and </w:t>
       </w:r>
       <w:r>
         <w:rPr>
           <w:rFonts w:ascii="Consolas" w:hAnsi="Consolas"/>
           <w:sz w:val="19"/>
         </w:rPr>
-        <w:t>com.microsoft.CompanyPortalMac.ssoextension</w:t>
-      </w:r>
-      <w:r>
-        <w:t xml:space="preserve"> / team</w:t>
+        <w:t>gdmf.apple.com</w:t>
+      </w:r>
+      <w:r>
+        <w:t xml:space="preserve"> are reachable and</w:t>
       </w:r>
     </w:p>
     <w:p>
       <w:r>
         <w:t xml:space="preserve">  </w:t>
+      </w:r>
+      <w:r>
+        <w:rPr>
+          <w:b/>
+        </w:rPr>
+        <w:t>not</w:t>
+      </w:r>
+      <w:r>
+        <w:t xml:space="preserve"> TLS-inspected (R12).</w:t>
+      </w:r>
+    </w:p>
+    <w:p>
+      <w:pPr>
+        <w:pStyle w:val="ListBullet"/>
+      </w:pPr>
+      <w:r>
+        <w:rPr>
+          <w:b/>
+        </w:rPr>
+        <w:t>Configurator device past 30-day window</w:t>
+      </w:r>
+      <w:r>
+        <w:t xml:space="preserve"> or released by the user — re-add and re-assign.</w:t>
+      </w:r>
+    </w:p>
+    <w:p>
+      <w:pPr>
+        <w:pStyle w:val="Heading2"/>
+      </w:pPr>
+      <w:r>
+        <w:t>Enrollment fails partway / device not in Jamf</w:t>
+      </w:r>
+    </w:p>
+    <w:p>
+      <w:pPr>
+        <w:pStyle w:val="ListBullet"/>
+      </w:pPr>
+      <w:r>
+        <w:rPr>
+          <w:b/>
+        </w:rPr>
+        <w:t>Jamf APNs certificate invalid/expired.</w:t>
+      </w:r>
+      <w:r>
+        <w:t xml:space="preserve"> Jamf → </w:t>
+      </w:r>
+      <w:r>
+        <w:rPr>
+          <w:b/>
+        </w:rPr>
+        <w:t>Push certificates</w:t>
+      </w:r>
+      <w:r>
+        <w:t xml:space="preserve"> must be valid (R3). If it</w:t>
+      </w:r>
+    </w:p>
+    <w:p>
+      <w:r>
+        <w:t xml:space="preserve">  was renewed with a *different* Apple ID, devices unenroll — restore the original Apple ID.</w:t>
+      </w:r>
+    </w:p>
+    <w:p>
+      <w:pPr>
+        <w:pStyle w:val="ListBullet"/>
+      </w:pPr>
+      <w:r>
+        <w:rPr>
+          <w:b/>
+        </w:rPr>
+        <w:t>ADE token expired.</w:t>
+      </w:r>
+      <w:r>
+        <w:t xml:space="preserve"> Renew the ABM server token (R4); re-upload to the Jamf ADE instance.</w:t>
+      </w:r>
+    </w:p>
+    <w:p>
+      <w:pPr>
+        <w:pStyle w:val="Heading2"/>
+      </w:pPr>
+      <w:r>
+        <w:t>Device enrolled but **not Supervised**</w:t>
+      </w:r>
+    </w:p>
+    <w:p>
+      <w:pPr>
+        <w:pStyle w:val="ListBullet"/>
+      </w:pPr>
+      <w:r>
+        <w:t xml:space="preserve">The </w:t>
+      </w:r>
+      <w:r>
+        <w:rPr>
+          <w:b/>
+        </w:rPr>
+        <w:t>PreStage</w:t>
+      </w:r>
+      <w:r>
+        <w:t xml:space="preserve"> didn't enable </w:t>
+      </w:r>
+      <w:r>
+        <w:rPr>
+          <w:b/>
+        </w:rPr>
+        <w:t>Supervision</w:t>
+      </w:r>
+      <w:r>
+        <w:t xml:space="preserve"> (Step 7). Correct the PreStage, then **erase and</w:t>
+      </w:r>
+    </w:p>
+    <w:p>
+      <w:r>
+        <w:t xml:space="preserve">  re-enroll** — supervision is set at enrollment and cannot be toggled on an enrolled device.</w:t>
+      </w:r>
+    </w:p>
+    <w:p>
+      <w:pPr>
+        <w:pStyle w:val="Heading2"/>
+      </w:pPr>
+      <w:r>
+        <w:t>Company Portal doesn't install</w:t>
+      </w:r>
+    </w:p>
+    <w:p>
+      <w:pPr>
+        <w:pStyle w:val="ListBullet"/>
+      </w:pPr>
+      <w:r>
+        <w:t>Confirm the app is scoped to the pilot Smart Group and set to install automatically (R8/Step 9).</w:t>
+      </w:r>
+    </w:p>
+    <w:p>
+      <w:pPr>
+        <w:pStyle w:val="ListBullet"/>
+      </w:pPr>
+      <w:r>
+        <w:t xml:space="preserve">Force a check-in: on the Mac, run </w:t>
+      </w:r>
+      <w:r>
+        <w:rPr>
+          <w:b/>
+        </w:rPr>
+        <w:t>Self Service</w:t>
+      </w:r>
+      <w:r>
+        <w:t xml:space="preserve"> or </w:t>
       </w:r>
       <w:r>
         <w:rPr>
           <w:rFonts w:ascii="Consolas" w:hAnsi="Consolas"/>
           <w:sz w:val="19"/>
         </w:rPr>
-        <w:t>UBF8T346G9</w:t>
-      </w:r>
-      <w:r>
-        <w:t xml:space="preserve"> (Step 10).</w:t>
-      </w:r>
-    </w:p>
-    <w:p>
-      <w:pPr>
-        <w:pStyle w:val="ListBullet"/>
-      </w:pPr>
-      <w:r>
-        <w:rPr>
-          <w:b/>
-        </w:rPr>
-        <w:t>macOS too old</w:t>
-      </w:r>
-      <w:r>
-        <w:t xml:space="preserve"> — Platform SSO requires macOS 13+ (14+ recommended) (R7).</w:t>
-      </w:r>
-    </w:p>
-    <w:p>
-      <w:pPr>
-        <w:pStyle w:val="ListBullet"/>
-      </w:pPr>
-      <w:r>
-        <w:t>After fixing, sign out/in or reboot to re-trigger the registration prompt.</w:t>
-      </w:r>
-    </w:p>
-    <w:p>
-      <w:pPr>
-        <w:pStyle w:val="Heading2"/>
-      </w:pPr>
-      <w:r>
-        <w:t>Registered, but apps still prompt for a password</w:t>
-      </w:r>
-    </w:p>
-    <w:p>
-      <w:pPr>
-        <w:pStyle w:val="ListBullet"/>
-      </w:pPr>
-      <w:r>
-        <w:rPr>
-          <w:b/>
-        </w:rPr>
-        <w:t>Missing SSO URLs</w:t>
-      </w:r>
-      <w:r>
-        <w:t xml:space="preserve"> — ensure all Microsoft login URLs are listed in the SSO extension (Step 10).</w:t>
-      </w:r>
-    </w:p>
-    <w:p>
-      <w:pPr>
-        <w:pStyle w:val="ListBullet"/>
-      </w:pPr>
-      <w:r>
-        <w:rPr>
-          <w:b/>
-        </w:rPr>
-        <w:t>Browser without broker support</w:t>
-      </w:r>
-      <w:r>
-        <w:t xml:space="preserve"> — Safari/Edge/Chrome with the Microsoft SSO extension get silent</w:t>
-      </w:r>
-    </w:p>
-    <w:p>
-      <w:r>
-        <w:t xml:space="preserve">  SSO; some third-party browsers won't.</w:t>
-      </w:r>
-    </w:p>
-    <w:p>
-      <w:pPr>
-        <w:pStyle w:val="ListBullet"/>
-      </w:pPr>
-      <w:r>
-        <w:rPr>
-          <w:b/>
-        </w:rPr>
-        <w:t>Conditional Access interruption</w:t>
-      </w:r>
-      <w:r>
-        <w:t xml:space="preserve"> — a policy may require interaction; review CA sign-in logs in</w:t>
-      </w:r>
-    </w:p>
-    <w:p>
-      <w:r>
-        <w:t xml:space="preserve">  Entra.</w:t>
-      </w:r>
-    </w:p>
-    <w:p>
-      <w:pPr>
-        <w:pStyle w:val="Heading2"/>
-      </w:pPr>
-      <w:r>
-        <w:t>Secure Enclave method not taking effect</w:t>
-      </w:r>
-    </w:p>
-    <w:p>
-      <w:pPr>
-        <w:pStyle w:val="ListBullet"/>
-      </w:pPr>
-      <w:r>
-        <w:t xml:space="preserve">The profile may be set to </w:t>
-      </w:r>
-      <w:r>
-        <w:rPr>
-          <w:b/>
-        </w:rPr>
-        <w:t>password sync</w:t>
-      </w:r>
-      <w:r>
-        <w:t xml:space="preserve">. Set </w:t>
-      </w:r>
-      <w:r>
-        <w:rPr>
-          <w:b/>
-        </w:rPr>
-        <w:t>Authentication Method = Secure Enclave Key</w:t>
-      </w:r>
-    </w:p>
-    <w:p>
-      <w:r>
-        <w:t xml:space="preserve">  (Step 10), re-scope, and </w:t>
-      </w:r>
-      <w:r>
-        <w:rPr>
-          <w:b/>
-        </w:rPr>
-        <w:t>re-register</w:t>
-      </w:r>
-      <w:r>
-        <w:t xml:space="preserve"> (sign out/in). Existing registrations keep their original   method until re-registered.</w:t>
-      </w:r>
-    </w:p>
-    <w:p>
-      <w:pPr>
-        <w:pStyle w:val="Heading2"/>
-      </w:pPr>
-      <w:r>
-        <w:t>Mac doesn't appear in Intune / shows non-compliant</w:t>
-      </w:r>
-    </w:p>
-    <w:p>
-      <w:pPr>
-        <w:pStyle w:val="ListBullet"/>
-      </w:pPr>
-      <w:r>
-        <w:rPr>
-          <w:b/>
-        </w:rPr>
-        <w:t>Device Compliance integration not active.</w:t>
-      </w:r>
-      <w:r>
-        <w:t xml:space="preserve"> Intune → **Tenant administration → Partner device</w:t>
-      </w:r>
-    </w:p>
-    <w:p>
-      <w:r>
-        <w:t xml:space="preserve">  management</w:t>
-      </w:r>
-      <w:r>
-        <w:rPr>
-          <w:b/>
-        </w:rPr>
-        <w:t xml:space="preserve"> must show </w:t>
-      </w:r>
-      <w:r>
-        <w:t>Jamf = Active</w:t>
-      </w:r>
-      <w:r>
-        <w:rPr>
-          <w:b/>
-        </w:rPr>
-        <w:t xml:space="preserve"> (R10). Re-run consent in Jamf → </w:t>
-      </w:r>
-      <w:r>
-        <w:t>Device Compliance** if   needed.</w:t>
-      </w:r>
-    </w:p>
-    <w:p>
-      <w:pPr>
-        <w:pStyle w:val="ListBullet"/>
-      </w:pPr>
-      <w:r>
-        <w:rPr>
-          <w:b/>
-        </w:rPr>
-        <w:t>Device not in the Jamf compliance scope.</w:t>
-      </w:r>
-      <w:r>
-        <w:t xml:space="preserve"> Confirm the Smart Group used for compliance includes</w:t>
-      </w:r>
-    </w:p>
-    <w:p>
-      <w:r>
-        <w:t xml:space="preserve">  the Mac (Step 12).</w:t>
-      </w:r>
-    </w:p>
-    <w:p>
-      <w:pPr>
-        <w:pStyle w:val="ListBullet"/>
-      </w:pPr>
-      <w:r>
-        <w:rPr>
-          <w:b/>
-        </w:rPr>
-        <w:t>Not registered in Entra.</w:t>
-      </w:r>
-      <w:r>
-        <w:t xml:space="preserve"> Registration happens via </w:t>
-      </w:r>
-      <w:r>
-        <w:rPr>
-          <w:b/>
-        </w:rPr>
-        <w:t>Company Portal</w:t>
-      </w:r>
-      <w:r>
-        <w:t xml:space="preserve"> — complete Test 6 first.</w:t>
-      </w:r>
-    </w:p>
-    <w:p>
-      <w:pPr>
-        <w:pStyle w:val="ListBullet"/>
-      </w:pPr>
-      <w:r>
-        <w:rPr>
-          <w:b/>
-        </w:rPr>
-        <w:t>Inventory stale.</w:t>
-      </w:r>
-      <w:r>
-        <w:t xml:space="preserve"> Run </w:t>
+        <w:t>sudo jamf recon</w:t>
+      </w:r>
+      <w:r>
+        <w:t xml:space="preserve"> / </w:t>
       </w:r>
       <w:r>
         <w:rPr>
           <w:rFonts w:ascii="Consolas" w:hAnsi="Consolas"/>
           <w:sz w:val="19"/>
         </w:rPr>
-        <w:t>sudo jamf recon</w:t>
-      </w:r>
-      <w:r>
-        <w:t xml:space="preserve"> to push fresh inventory; compliance reflects on the next</w:t>
-      </w:r>
-    </w:p>
-    <w:p>
-      <w:r>
-        <w:t xml:space="preserve">  sync.</w:t>
+        <w:t>sudo jamf policy</w:t>
+      </w:r>
+      <w:r>
+        <w:t>; in</w:t>
+      </w:r>
+    </w:p>
+    <w:p>
+      <w:r>
+        <w:t xml:space="preserve">  Jamf, confirm the computer's </w:t>
+      </w:r>
+      <w:r>
+        <w:rPr>
+          <w:b/>
+        </w:rPr>
+        <w:t>inventory</w:t>
+      </w:r>
+      <w:r>
+        <w:t xml:space="preserve"> updates.</w:t>
       </w:r>
     </w:p>
     <w:p>
@@ -6813,7 +6465,7 @@
         <w:pStyle w:val="Heading2"/>
       </w:pPr>
       <w:r>
-        <w:t>Conditional Access blocks a Mac it shouldn't</w:t>
+        <w:t>Platform SSO never prompts to register</w:t>
       </w:r>
     </w:p>
     <w:p>
@@ -6824,24 +6476,10 @@
         <w:rPr>
           <w:b/>
         </w:rPr>
-        <w:t>Compliance not yet reported.</w:t>
-      </w:r>
-      <w:r>
-        <w:t xml:space="preserve"> New devices may take a sync cycle — confirm Intune shows</w:t>
-      </w:r>
-    </w:p>
-    <w:p>
-      <w:r>
-        <w:t xml:space="preserve">  </w:t>
-      </w:r>
-      <w:r>
-        <w:rPr>
-          <w:b/>
-        </w:rPr>
-        <w:t>Compliant</w:t>
-      </w:r>
-      <w:r>
-        <w:t xml:space="preserve"> before enforcing.</w:t>
+        <w:t>Company Portal missing or outdated</w:t>
+      </w:r>
+      <w:r>
+        <w:t xml:space="preserve"> — it performs registration (R8); update it.</w:t>
       </w:r>
     </w:p>
     <w:p>
@@ -6852,42 +6490,15 @@
         <w:rPr>
           <w:b/>
         </w:rPr>
-        <w:t>Policy too broad.</w:t>
-      </w:r>
-      <w:r>
-        <w:t xml:space="preserve"> Keep CA in </w:t>
-      </w:r>
-      <w:r>
-        <w:rPr>
-          <w:b/>
-        </w:rPr>
-        <w:t>report-only</w:t>
-      </w:r>
-      <w:r>
-        <w:t xml:space="preserve"> for the pilot; review Entra </w:t>
-      </w:r>
-      <w:r>
-        <w:rPr>
-          <w:b/>
-        </w:rPr>
-        <w:t>sign-in logs</w:t>
-      </w:r>
-      <w:r>
-        <w:t xml:space="preserve"> to see</w:t>
-      </w:r>
-    </w:p>
-    <w:p>
-      <w:r>
-        <w:t xml:space="preserve">  exactly which control failed before switching to </w:t>
-      </w:r>
-      <w:r>
-        <w:rPr>
-          <w:b/>
-        </w:rPr>
-        <w:t>On</w:t>
-      </w:r>
-      <w:r>
-        <w:t xml:space="preserve"> (Step 13).</w:t>
+        <w:t>SSO profile not scoped</w:t>
+      </w:r>
+      <w:r>
+        <w:t xml:space="preserve"> to the device (Step 10). Confirm scope and that the profile installed</w:t>
+      </w:r>
+    </w:p>
+    <w:p>
+      <w:r>
+        <w:t xml:space="preserve">  (System Settings → Privacy &amp; Security → Profiles).</w:t>
       </w:r>
     </w:p>
     <w:p>
@@ -6898,262 +6509,20 @@
         <w:rPr>
           <w:b/>
         </w:rPr>
-        <w:t>Authentication strength mismatch.</w:t>
-      </w:r>
-      <w:r>
-        <w:t xml:space="preserve"> If you required phishing-resistant strength, the Mac must be</w:t>
-      </w:r>
-    </w:p>
-    <w:p>
-      <w:r>
-        <w:t xml:space="preserve">  using the </w:t>
-      </w:r>
-      <w:r>
-        <w:rPr>
-          <w:b/>
-        </w:rPr>
-        <w:t>Secure Enclave</w:t>
-      </w:r>
-      <w:r>
-        <w:t xml:space="preserve"> method (Test 8).</w:t>
-      </w:r>
-    </w:p>
-    <w:p>
-      <w:pPr>
-        <w:pStyle w:val="Heading2"/>
-      </w:pPr>
-      <w:r>
-        <w:t>Integration renamed / steps don't match the console</w:t>
-      </w:r>
-    </w:p>
-    <w:p>
-      <w:pPr>
-        <w:pStyle w:val="ListBullet"/>
-      </w:pPr>
-      <w:r>
-        <w:t xml:space="preserve">Microsoft and Jamf </w:t>
-      </w:r>
-      <w:r>
-        <w:rPr>
-          <w:b/>
-        </w:rPr>
-        <w:t>superseded the legacy "Conditional Access"</w:t>
-      </w:r>
-      <w:r>
-        <w:t xml:space="preserve"> integration with **Device</w:t>
-      </w:r>
-    </w:p>
-    <w:p>
-      <w:r>
-        <w:t xml:space="preserve">  Compliance / Partner device management</w:t>
-      </w:r>
-      <w:r>
-        <w:rPr>
-          <w:b/>
-        </w:rPr>
-        <w:t xml:space="preserve">. If a menu label differs, follow the </w:t>
-      </w:r>
-      <w:r>
-        <w:t>current** Jamf and   Microsoft documentation for the macOS Device Compliance integration.</w:t>
-      </w:r>
-    </w:p>
-    <w:p>
-      <w:pPr>
-        <w:pStyle w:val="Heading2"/>
-      </w:pPr>
-      <w:r>
-        <w:t>Token / certificate expiry (preventive)</w:t>
-      </w:r>
-    </w:p>
-    <w:p>
-      <w:pPr>
-        <w:pStyle w:val="ListBullet"/>
-      </w:pPr>
-      <w:r>
-        <w:t xml:space="preserve">The Jamf </w:t>
-      </w:r>
-      <w:r>
-        <w:rPr>
-          <w:b/>
-        </w:rPr>
-        <w:t>APNs certificate</w:t>
-      </w:r>
-      <w:r>
-        <w:t xml:space="preserve"> and the </w:t>
-      </w:r>
-      <w:r>
-        <w:rPr>
-          <w:b/>
-        </w:rPr>
-        <w:t>ADE token</w:t>
-      </w:r>
-      <w:r>
-        <w:t xml:space="preserve"> expire </w:t>
-      </w:r>
-      <w:r>
-        <w:rPr>
-          <w:b/>
-        </w:rPr>
-        <w:t>annually</w:t>
-      </w:r>
-      <w:r>
-        <w:t xml:space="preserve"> and </w:t>
-      </w:r>
-      <w:r>
-        <w:rPr>
-          <w:b/>
-        </w:rPr>
-        <w:t>block enrollment</w:t>
-      </w:r>
-      <w:r>
-        <w:t xml:space="preserve"> if</w:t>
-      </w:r>
-    </w:p>
-    <w:p>
-      <w:r>
-        <w:t xml:space="preserve">  lapsed. Run </w:t>
+        <w:t>Extension identifiers wrong</w:t>
+      </w:r>
+      <w:r>
+        <w:t xml:space="preserve"> — must be </w:t>
       </w:r>
       <w:r>
         <w:rPr>
           <w:rFonts w:ascii="Consolas" w:hAnsi="Consolas"/>
           <w:sz w:val="19"/>
         </w:rPr>
-        <w:t>JAMFADE-JamfReadiness.ps1</w:t>
-      </w:r>
-      <w:r>
-        <w:t xml:space="preserve"> regularly; it flags anything expiring within 30 days. Renew   APNs with the </w:t>
-      </w:r>
-      <w:r>
-        <w:rPr>
-          <w:b/>
-        </w:rPr>
-        <w:t>same Apple ID</w:t>
-      </w:r>
-      <w:r>
-        <w:t xml:space="preserve"> each time.</w:t>
-      </w:r>
-    </w:p>
-    <w:p>
-      <w:pPr>
-        <w:pStyle w:val="Heading2"/>
-      </w:pPr>
-      <w:r>
-        <w:t>Useful checkpoints</w:t>
-      </w:r>
-    </w:p>
-    <w:p>
-      <w:pPr>
-        <w:pStyle w:val="ListBullet"/>
-      </w:pPr>
-      <w:r>
-        <w:rPr>
-          <w:b/>
-        </w:rPr>
-        <w:t>Jamf:</w:t>
-      </w:r>
-      <w:r>
-        <w:t xml:space="preserve"> Computers → (device) → </w:t>
-      </w:r>
-      <w:r>
-        <w:rPr>
-          <w:b/>
-        </w:rPr>
-        <w:t>Inventory / Management / Configuration Profiles</w:t>
-      </w:r>
-      <w:r>
-        <w:t>; Settings →</w:t>
-      </w:r>
-    </w:p>
-    <w:p>
-      <w:r>
-        <w:t xml:space="preserve">  Global → </w:t>
-      </w:r>
-      <w:r>
-        <w:rPr>
-          <w:b/>
-        </w:rPr>
-        <w:t>Automated Device Enrollment / Push certificates / Device Compliance</w:t>
-      </w:r>
-      <w:r>
-        <w:t>.</w:t>
-      </w:r>
-    </w:p>
-    <w:p>
-      <w:pPr>
-        <w:pStyle w:val="ListBullet"/>
-      </w:pPr>
-      <w:r>
-        <w:rPr>
-          <w:b/>
-        </w:rPr>
-        <w:t>Intune/Entra:</w:t>
-      </w:r>
-      <w:r>
-        <w:t xml:space="preserve"> Devices → macOS → (device) → </w:t>
-      </w:r>
-      <w:r>
-        <w:rPr>
-          <w:b/>
-        </w:rPr>
-        <w:t>Compliance</w:t>
-      </w:r>
-      <w:r>
-        <w:t>; Tenant administration → **Partner</w:t>
-      </w:r>
-    </w:p>
-    <w:p>
-      <w:r>
-        <w:t xml:space="preserve">  device management</w:t>
-      </w:r>
-      <w:r>
-        <w:rPr>
-          <w:b/>
-        </w:rPr>
-        <w:t xml:space="preserve">; Entra → </w:t>
-      </w:r>
-      <w:r>
-        <w:t>Conditional Access</w:t>
-      </w:r>
-      <w:r>
-        <w:rPr>
-          <w:b/>
-        </w:rPr>
-        <w:t xml:space="preserve"> + </w:t>
-      </w:r>
-      <w:r>
-        <w:t>Sign-in logs**.</w:t>
-      </w:r>
-    </w:p>
-    <w:p>
-      <w:pPr>
-        <w:pStyle w:val="ListBullet"/>
-      </w:pPr>
-      <w:r>
-        <w:rPr>
-          <w:b/>
-        </w:rPr>
-        <w:t>On the Mac:</w:t>
-      </w:r>
-      <w:r>
-        <w:t xml:space="preserve"> </w:t>
-      </w:r>
-      <w:r>
-        <w:rPr>
-          <w:b/>
-        </w:rPr>
-        <w:t>System Settings → Privacy &amp; Security → Profiles</w:t>
-      </w:r>
-      <w:r>
-        <w:t xml:space="preserve">; </w:t>
-      </w:r>
-      <w:r>
-        <w:rPr>
-          <w:b/>
-        </w:rPr>
-        <w:t>Console.app</w:t>
-      </w:r>
-      <w:r>
-        <w:t xml:space="preserve"> filtered for</w:t>
+        <w:t>com.microsoft.CompanyPortalMac.ssoextension</w:t>
+      </w:r>
+      <w:r>
+        <w:t xml:space="preserve"> / team</w:t>
       </w:r>
     </w:p>
     <w:p>
@@ -7165,30 +6534,486 @@
           <w:rFonts w:ascii="Consolas" w:hAnsi="Consolas"/>
           <w:sz w:val="19"/>
         </w:rPr>
-        <w:t>AppSSO</w:t>
-      </w:r>
-      <w:r>
-        <w:t xml:space="preserve"> / </w:t>
+        <w:t>UBF8T346G9</w:t>
+      </w:r>
+      <w:r>
+        <w:t xml:space="preserve"> (Step 10).</w:t>
+      </w:r>
+    </w:p>
+    <w:p>
+      <w:pPr>
+        <w:pStyle w:val="ListBullet"/>
+      </w:pPr>
+      <w:r>
+        <w:rPr>
+          <w:b/>
+        </w:rPr>
+        <w:t>macOS too old</w:t>
+      </w:r>
+      <w:r>
+        <w:t xml:space="preserve"> — Platform SSO requires macOS 13+ (14+ recommended) (R7).</w:t>
+      </w:r>
+    </w:p>
+    <w:p>
+      <w:pPr>
+        <w:pStyle w:val="ListBullet"/>
+      </w:pPr>
+      <w:r>
+        <w:t>After fixing, sign out/in or reboot to re-trigger the registration prompt.</w:t>
+      </w:r>
+    </w:p>
+    <w:p>
+      <w:pPr>
+        <w:pStyle w:val="Heading2"/>
+      </w:pPr>
+      <w:r>
+        <w:t>Registered, but apps still prompt for a password</w:t>
+      </w:r>
+    </w:p>
+    <w:p>
+      <w:pPr>
+        <w:pStyle w:val="ListBullet"/>
+      </w:pPr>
+      <w:r>
+        <w:rPr>
+          <w:b/>
+        </w:rPr>
+        <w:t>Missing SSO URLs</w:t>
+      </w:r>
+      <w:r>
+        <w:t xml:space="preserve"> — ensure all Microsoft login URLs are listed in the SSO extension (Step 10).</w:t>
+      </w:r>
+    </w:p>
+    <w:p>
+      <w:pPr>
+        <w:pStyle w:val="ListBullet"/>
+      </w:pPr>
+      <w:r>
+        <w:rPr>
+          <w:b/>
+        </w:rPr>
+        <w:t>Browser without broker support</w:t>
+      </w:r>
+      <w:r>
+        <w:t xml:space="preserve"> — Safari/Edge/Chrome with the Microsoft SSO extension get silent</w:t>
+      </w:r>
+    </w:p>
+    <w:p>
+      <w:r>
+        <w:t xml:space="preserve">  SSO; some third-party browsers won't.</w:t>
+      </w:r>
+    </w:p>
+    <w:p>
+      <w:pPr>
+        <w:pStyle w:val="ListBullet"/>
+      </w:pPr>
+      <w:r>
+        <w:rPr>
+          <w:b/>
+        </w:rPr>
+        <w:t>Conditional Access interruption</w:t>
+      </w:r>
+      <w:r>
+        <w:t xml:space="preserve"> — a policy may require interaction; review CA sign-in logs in</w:t>
+      </w:r>
+    </w:p>
+    <w:p>
+      <w:r>
+        <w:t xml:space="preserve">  Entra.</w:t>
+      </w:r>
+    </w:p>
+    <w:p>
+      <w:pPr>
+        <w:pStyle w:val="Heading2"/>
+      </w:pPr>
+      <w:r>
+        <w:t>Secure Enclave method not taking effect</w:t>
+      </w:r>
+    </w:p>
+    <w:p>
+      <w:pPr>
+        <w:pStyle w:val="ListBullet"/>
+      </w:pPr>
+      <w:r>
+        <w:t xml:space="preserve">The profile may be set to </w:t>
+      </w:r>
+      <w:r>
+        <w:rPr>
+          <w:b/>
+        </w:rPr>
+        <w:t>password sync</w:t>
+      </w:r>
+      <w:r>
+        <w:t xml:space="preserve">. Set </w:t>
+      </w:r>
+      <w:r>
+        <w:rPr>
+          <w:b/>
+        </w:rPr>
+        <w:t>Authentication Method = Secure Enclave Key</w:t>
+      </w:r>
+    </w:p>
+    <w:p>
+      <w:r>
+        <w:t xml:space="preserve">  (Step 10), re-scope, and </w:t>
+      </w:r>
+      <w:r>
+        <w:rPr>
+          <w:b/>
+        </w:rPr>
+        <w:t>re-register</w:t>
+      </w:r>
+      <w:r>
+        <w:t xml:space="preserve"> (sign out/in). Existing registrations keep their original   method until re-registered.</w:t>
+      </w:r>
+    </w:p>
+    <w:p>
+      <w:pPr>
+        <w:pStyle w:val="Heading2"/>
+      </w:pPr>
+      <w:r>
+        <w:t>Mac doesn't appear in Intune / shows non-compliant</w:t>
+      </w:r>
+    </w:p>
+    <w:p>
+      <w:pPr>
+        <w:pStyle w:val="ListBullet"/>
+      </w:pPr>
+      <w:r>
+        <w:rPr>
+          <w:b/>
+        </w:rPr>
+        <w:t>Device Compliance integration not active.</w:t>
+      </w:r>
+      <w:r>
+        <w:t xml:space="preserve"> Intune → **Tenant administration → Partner device</w:t>
+      </w:r>
+    </w:p>
+    <w:p>
+      <w:r>
+        <w:t xml:space="preserve">  management</w:t>
+      </w:r>
+      <w:r>
+        <w:rPr>
+          <w:b/>
+        </w:rPr>
+        <w:t xml:space="preserve"> must show </w:t>
+      </w:r>
+      <w:r>
+        <w:t>Jamf = Active</w:t>
+      </w:r>
+      <w:r>
+        <w:rPr>
+          <w:b/>
+        </w:rPr>
+        <w:t xml:space="preserve"> (R10). Re-run consent in Jamf → </w:t>
+      </w:r>
+      <w:r>
+        <w:t>Device Compliance** if   needed.</w:t>
+      </w:r>
+    </w:p>
+    <w:p>
+      <w:pPr>
+        <w:pStyle w:val="ListBullet"/>
+      </w:pPr>
+      <w:r>
+        <w:rPr>
+          <w:b/>
+        </w:rPr>
+        <w:t>Device not in the Jamf compliance scope.</w:t>
+      </w:r>
+      <w:r>
+        <w:t xml:space="preserve"> Confirm the Smart Group used for compliance includes</w:t>
+      </w:r>
+    </w:p>
+    <w:p>
+      <w:r>
+        <w:t xml:space="preserve">  the Mac (Step 12).</w:t>
+      </w:r>
+    </w:p>
+    <w:p>
+      <w:pPr>
+        <w:pStyle w:val="ListBullet"/>
+      </w:pPr>
+      <w:r>
+        <w:rPr>
+          <w:b/>
+        </w:rPr>
+        <w:t>Not registered in Entra.</w:t>
+      </w:r>
+      <w:r>
+        <w:t xml:space="preserve"> Registration happens via </w:t>
+      </w:r>
+      <w:r>
+        <w:rPr>
+          <w:b/>
+        </w:rPr>
+        <w:t>Company Portal</w:t>
+      </w:r>
+      <w:r>
+        <w:t xml:space="preserve"> — complete Test 6 first.</w:t>
+      </w:r>
+    </w:p>
+    <w:p>
+      <w:pPr>
+        <w:pStyle w:val="ListBullet"/>
+      </w:pPr>
+      <w:r>
+        <w:rPr>
+          <w:b/>
+        </w:rPr>
+        <w:t>Inventory stale.</w:t>
+      </w:r>
+      <w:r>
+        <w:t xml:space="preserve"> Run </w:t>
       </w:r>
       <w:r>
         <w:rPr>
           <w:rFonts w:ascii="Consolas" w:hAnsi="Consolas"/>
           <w:sz w:val="19"/>
         </w:rPr>
-        <w:t>DeviceManagement</w:t>
-      </w:r>
-      <w:r>
-        <w:t xml:space="preserve">; </w:t>
+        <w:t>sudo jamf recon</w:t>
+      </w:r>
+      <w:r>
+        <w:t xml:space="preserve"> to push fresh inventory; compliance reflects on the next</w:t>
+      </w:r>
+    </w:p>
+    <w:p>
+      <w:r>
+        <w:t xml:space="preserve">  sync.</w:t>
+      </w:r>
+    </w:p>
+    <w:p>
+      <w:pPr>
+        <w:pStyle w:val="Heading2"/>
+      </w:pPr>
+      <w:r>
+        <w:t>Conditional Access blocks a Mac it shouldn't</w:t>
+      </w:r>
+    </w:p>
+    <w:p>
+      <w:pPr>
+        <w:pStyle w:val="ListBullet"/>
+      </w:pPr>
+      <w:r>
+        <w:rPr>
+          <w:b/>
+        </w:rPr>
+        <w:t>Compliance not yet reported.</w:t>
+      </w:r>
+      <w:r>
+        <w:t xml:space="preserve"> New devices may take a sync cycle — confirm Intune shows</w:t>
+      </w:r>
+    </w:p>
+    <w:p>
+      <w:r>
+        <w:t xml:space="preserve">  </w:t>
+      </w:r>
+      <w:r>
+        <w:rPr>
+          <w:b/>
+        </w:rPr>
+        <w:t>Compliant</w:t>
+      </w:r>
+      <w:r>
+        <w:t xml:space="preserve"> before enforcing.</w:t>
+      </w:r>
+    </w:p>
+    <w:p>
+      <w:pPr>
+        <w:pStyle w:val="ListBullet"/>
+      </w:pPr>
+      <w:r>
+        <w:rPr>
+          <w:b/>
+        </w:rPr>
+        <w:t>Policy too broad.</w:t>
+      </w:r>
+      <w:r>
+        <w:t xml:space="preserve"> Keep CA in </w:t>
+      </w:r>
+      <w:r>
+        <w:rPr>
+          <w:b/>
+        </w:rPr>
+        <w:t>report-only</w:t>
+      </w:r>
+      <w:r>
+        <w:t xml:space="preserve"> for the pilot; review Entra </w:t>
+      </w:r>
+      <w:r>
+        <w:rPr>
+          <w:b/>
+        </w:rPr>
+        <w:t>sign-in logs</w:t>
+      </w:r>
+      <w:r>
+        <w:t xml:space="preserve"> to see</w:t>
+      </w:r>
+    </w:p>
+    <w:p>
+      <w:r>
+        <w:t xml:space="preserve">  exactly which control failed before switching to </w:t>
+      </w:r>
+      <w:r>
+        <w:rPr>
+          <w:b/>
+        </w:rPr>
+        <w:t>On</w:t>
+      </w:r>
+      <w:r>
+        <w:t xml:space="preserve"> (Step 13).</w:t>
+      </w:r>
+    </w:p>
+    <w:p>
+      <w:pPr>
+        <w:pStyle w:val="ListBullet"/>
+      </w:pPr>
+      <w:r>
+        <w:rPr>
+          <w:b/>
+        </w:rPr>
+        <w:t>Authentication strength mismatch.</w:t>
+      </w:r>
+      <w:r>
+        <w:t xml:space="preserve"> If you required phishing-resistant strength, the Mac must be</w:t>
+      </w:r>
+    </w:p>
+    <w:p>
+      <w:r>
+        <w:t xml:space="preserve">  using the </w:t>
+      </w:r>
+      <w:r>
+        <w:rPr>
+          <w:b/>
+        </w:rPr>
+        <w:t>Secure Enclave</w:t>
+      </w:r>
+      <w:r>
+        <w:t xml:space="preserve"> method (Test 8).</w:t>
+      </w:r>
+    </w:p>
+    <w:p>
+      <w:pPr>
+        <w:pStyle w:val="Heading2"/>
+      </w:pPr>
+      <w:r>
+        <w:t>Integration renamed / steps don't match the console</w:t>
+      </w:r>
+    </w:p>
+    <w:p>
+      <w:pPr>
+        <w:pStyle w:val="ListBullet"/>
+      </w:pPr>
+      <w:r>
+        <w:t xml:space="preserve">Microsoft and Jamf </w:t>
+      </w:r>
+      <w:r>
+        <w:rPr>
+          <w:b/>
+        </w:rPr>
+        <w:t>superseded the legacy "Conditional Access"</w:t>
+      </w:r>
+      <w:r>
+        <w:t xml:space="preserve"> integration with **Device</w:t>
+      </w:r>
+    </w:p>
+    <w:p>
+      <w:r>
+        <w:t xml:space="preserve">  Compliance / Partner device management</w:t>
+      </w:r>
+      <w:r>
+        <w:rPr>
+          <w:b/>
+        </w:rPr>
+        <w:t xml:space="preserve">. If a menu label differs, follow the </w:t>
+      </w:r>
+      <w:r>
+        <w:t>current** Jamf and   Microsoft documentation for the macOS Device Compliance integration.</w:t>
+      </w:r>
+    </w:p>
+    <w:p>
+      <w:pPr>
+        <w:pStyle w:val="Heading2"/>
+      </w:pPr>
+      <w:r>
+        <w:t>Token / certificate expiry (preventive)</w:t>
+      </w:r>
+    </w:p>
+    <w:p>
+      <w:pPr>
+        <w:pStyle w:val="ListBullet"/>
+      </w:pPr>
+      <w:r>
+        <w:t xml:space="preserve">The Jamf </w:t>
+      </w:r>
+      <w:r>
+        <w:rPr>
+          <w:b/>
+        </w:rPr>
+        <w:t>APNs certificate</w:t>
+      </w:r>
+      <w:r>
+        <w:t xml:space="preserve"> and the </w:t>
+      </w:r>
+      <w:r>
+        <w:rPr>
+          <w:b/>
+        </w:rPr>
+        <w:t>ADE token</w:t>
+      </w:r>
+      <w:r>
+        <w:t xml:space="preserve"> expire </w:t>
+      </w:r>
+      <w:r>
+        <w:rPr>
+          <w:b/>
+        </w:rPr>
+        <w:t>annually</w:t>
+      </w:r>
+      <w:r>
+        <w:t xml:space="preserve"> and </w:t>
+      </w:r>
+      <w:r>
+        <w:rPr>
+          <w:b/>
+        </w:rPr>
+        <w:t>block enrollment</w:t>
+      </w:r>
+      <w:r>
+        <w:t xml:space="preserve"> if</w:t>
+      </w:r>
+    </w:p>
+    <w:p>
+      <w:r>
+        <w:t xml:space="preserve">  lapsed. Run </w:t>
       </w:r>
       <w:r>
         <w:rPr>
           <w:rFonts w:ascii="Consolas" w:hAnsi="Consolas"/>
           <w:sz w:val="19"/>
         </w:rPr>
-        <w:t>sudo jamf recon</w:t>
-      </w:r>
-      <w:r>
-        <w:t xml:space="preserve"> to refresh inventory.</w:t>
+        <w:t>JAMFADE-JamfReadiness.ps1</w:t>
+      </w:r>
+      <w:r>
+        <w:t xml:space="preserve"> regularly; it flags anything expiring within 30 days. Renew   APNs with the </w:t>
+      </w:r>
+      <w:r>
+        <w:rPr>
+          <w:b/>
+        </w:rPr>
+        <w:t>same Apple ID</w:t>
+      </w:r>
+      <w:r>
+        <w:t xml:space="preserve"> each time.</w:t>
+      </w:r>
+    </w:p>
+    <w:p>
+      <w:pPr>
+        <w:pStyle w:val="Heading2"/>
+      </w:pPr>
+      <w:r>
+        <w:t>Useful checkpoints</w:t>
       </w:r>
     </w:p>
     <w:p>
@@ -7199,534 +7024,684 @@
         <w:rPr>
           <w:b/>
         </w:rPr>
-        <w:t>Scripts:</w:t>
-      </w:r>
-      <w:r>
-        <w:t xml:space="preserve"> re-run </w:t>
+        <w:t>Jamf:</w:t>
+      </w:r>
+      <w:r>
+        <w:t xml:space="preserve"> Computers → (device) → </w:t>
+      </w:r>
+      <w:r>
+        <w:rPr>
+          <w:b/>
+        </w:rPr>
+        <w:t>Inventory / Management / Configuration Profiles</w:t>
+      </w:r>
+      <w:r>
+        <w:t>; Settings →</w:t>
+      </w:r>
+    </w:p>
+    <w:p>
+      <w:r>
+        <w:t xml:space="preserve">  Global → </w:t>
+      </w:r>
+      <w:r>
+        <w:rPr>
+          <w:b/>
+        </w:rPr>
+        <w:t>Automated Device Enrollment / Push certificates / Device Compliance</w:t>
+      </w:r>
+      <w:r>
+        <w:t>.</w:t>
+      </w:r>
+    </w:p>
+    <w:p>
+      <w:pPr>
+        <w:pStyle w:val="ListBullet"/>
+      </w:pPr>
+      <w:r>
+        <w:rPr>
+          <w:b/>
+        </w:rPr>
+        <w:t>Intune/Entra:</w:t>
+      </w:r>
+      <w:r>
+        <w:t xml:space="preserve"> Devices → macOS → (device) → </w:t>
+      </w:r>
+      <w:r>
+        <w:rPr>
+          <w:b/>
+        </w:rPr>
+        <w:t>Compliance</w:t>
+      </w:r>
+      <w:r>
+        <w:t>; Tenant administration → **Partner</w:t>
+      </w:r>
+    </w:p>
+    <w:p>
+      <w:r>
+        <w:t xml:space="preserve">  device management</w:t>
+      </w:r>
+      <w:r>
+        <w:rPr>
+          <w:b/>
+        </w:rPr>
+        <w:t xml:space="preserve">; Entra → </w:t>
+      </w:r>
+      <w:r>
+        <w:t>Conditional Access</w:t>
+      </w:r>
+      <w:r>
+        <w:rPr>
+          <w:b/>
+        </w:rPr>
+        <w:t xml:space="preserve"> + </w:t>
+      </w:r>
+      <w:r>
+        <w:t>Sign-in logs**.</w:t>
+      </w:r>
+    </w:p>
+    <w:p>
+      <w:pPr>
+        <w:pStyle w:val="ListBullet"/>
+      </w:pPr>
+      <w:r>
+        <w:rPr>
+          <w:b/>
+        </w:rPr>
+        <w:t>On the Mac:</w:t>
+      </w:r>
+      <w:r>
+        <w:t xml:space="preserve"> </w:t>
+      </w:r>
+      <w:r>
+        <w:rPr>
+          <w:b/>
+        </w:rPr>
+        <w:t>System Settings → Privacy &amp; Security → Profiles</w:t>
+      </w:r>
+      <w:r>
+        <w:t xml:space="preserve">; </w:t>
+      </w:r>
+      <w:r>
+        <w:rPr>
+          <w:b/>
+        </w:rPr>
+        <w:t>Console.app</w:t>
+      </w:r>
+      <w:r>
+        <w:t xml:space="preserve"> filtered for</w:t>
+      </w:r>
+    </w:p>
+    <w:p>
+      <w:r>
+        <w:t xml:space="preserve">  </w:t>
       </w:r>
       <w:r>
         <w:rPr>
           <w:rFonts w:ascii="Consolas" w:hAnsi="Consolas"/>
           <w:sz w:val="19"/>
         </w:rPr>
-        <w:t>JAMFADE-Validation.ps1</w:t>
-      </w:r>
-      <w:r>
-        <w:t xml:space="preserve"> after each change to confirm the gate.</w:t>
-      </w:r>
-    </w:p>
-    <w:p>
-      <w:pPr>
-        <w:pStyle w:val="Heading1"/>
-      </w:pPr>
-      <w:r>
-        <w:t>7. Best Practices — macOS Automated Device Enrollment with SSO (Jamf Pro + Microsoft Intune)</w:t>
-      </w:r>
-    </w:p>
-    <w:p>
-      <w:r>
-        <w:t>Field-proven guidance to keep the Jamf-managed, Entra-enforced deployment reliable, secure, and low-maintenance.</w:t>
-      </w:r>
-    </w:p>
-    <w:p>
-      <w:pPr>
-        <w:pStyle w:val="Heading2"/>
-      </w:pPr>
-      <w:r>
-        <w:t>Architecture &amp; ownership</w:t>
-      </w:r>
-    </w:p>
-    <w:p>
-      <w:pPr>
-        <w:pStyle w:val="ListBullet"/>
-      </w:pPr>
-      <w:r>
-        <w:rPr>
-          <w:b/>
-        </w:rPr>
-        <w:t>Keep one MDM authority.</w:t>
-      </w:r>
-      <w:r>
-        <w:t xml:space="preserve"> Jamf is the </w:t>
-      </w:r>
-      <w:r>
-        <w:rPr>
-          <w:b/>
-        </w:rPr>
-        <w:t>MDM</w:t>
-      </w:r>
-      <w:r>
-        <w:t xml:space="preserve">; Intune/Entra are the </w:t>
-      </w:r>
-      <w:r>
-        <w:rPr>
-          <w:b/>
-        </w:rPr>
-        <w:t>identity &amp; compliance</w:t>
-      </w:r>
-    </w:p>
-    <w:p>
-      <w:r>
-        <w:t xml:space="preserve">  authority. Never try to dual-enroll a Mac into both Jamf and Intune MDM.</w:t>
-      </w:r>
-    </w:p>
-    <w:p>
-      <w:pPr>
-        <w:pStyle w:val="ListBullet"/>
-      </w:pPr>
-      <w:r>
-        <w:rPr>
-          <w:b/>
-        </w:rPr>
-        <w:t>Document the split.</w:t>
-      </w:r>
-      <w:r>
-        <w:t xml:space="preserve"> Record which controls live in Jamf (enrollment, profiles, patch, Self</w:t>
-      </w:r>
-    </w:p>
-    <w:p>
-      <w:r>
-        <w:t xml:space="preserve">  Service) versus Entra/Intune (registration, compliance, Conditional Access) so the team knows where   to look.</w:t>
-      </w:r>
-    </w:p>
-    <w:p>
-      <w:pPr>
-        <w:pStyle w:val="Heading2"/>
-      </w:pPr>
-      <w:r>
-        <w:t>Identity &amp; authentication</w:t>
-      </w:r>
-    </w:p>
-    <w:p>
-      <w:pPr>
-        <w:pStyle w:val="ListBullet"/>
-      </w:pPr>
-      <w:r>
-        <w:rPr>
-          <w:b/>
-        </w:rPr>
-        <w:t>Standardize on the Secure Enclave key method.</w:t>
-      </w:r>
-      <w:r>
-        <w:t xml:space="preserve"> It is phishing-resistant and decouples the local</w:t>
-      </w:r>
-    </w:p>
-    <w:p>
-      <w:r>
-        <w:t xml:space="preserve">  password from Entra. Reserve password sync for edge cases that genuinely need it.</w:t>
-      </w:r>
-    </w:p>
-    <w:p>
-      <w:pPr>
-        <w:pStyle w:val="ListBullet"/>
-      </w:pPr>
-      <w:r>
-        <w:rPr>
-          <w:b/>
-        </w:rPr>
-        <w:t>Pair Platform SSO with a phishing-resistant Conditional Access strength</w:t>
-      </w:r>
-      <w:r>
-        <w:t xml:space="preserve"> once the pilot is clean,</w:t>
-      </w:r>
-    </w:p>
-    <w:p>
-      <w:r>
-        <w:t xml:space="preserve">  so the Secure Enclave credential is actually required, not just available.</w:t>
-      </w:r>
-    </w:p>
-    <w:p>
-      <w:pPr>
-        <w:pStyle w:val="ListBullet"/>
-      </w:pPr>
-      <w:r>
-        <w:rPr>
-          <w:b/>
-        </w:rPr>
-        <w:t>Enforce with Conditional Access in waves</w:t>
-      </w:r>
-      <w:r>
-        <w:t xml:space="preserve"> — start </w:t>
-      </w:r>
-      <w:r>
-        <w:rPr>
-          <w:b/>
-        </w:rPr>
-        <w:t>report-only</w:t>
-      </w:r>
-      <w:r>
-        <w:t>, confirm compliance is</w:t>
-      </w:r>
-    </w:p>
-    <w:p>
-      <w:r>
-        <w:t xml:space="preserve">  flowing, then turn the macOS policy </w:t>
-      </w:r>
-      <w:r>
-        <w:rPr>
-          <w:b/>
-        </w:rPr>
-        <w:t>On</w:t>
-      </w:r>
-      <w:r>
-        <w:t>.</w:t>
-      </w:r>
-    </w:p>
-    <w:p>
-      <w:pPr>
-        <w:pStyle w:val="Heading2"/>
-      </w:pPr>
-      <w:r>
-        <w:t>Enrollment hygiene</w:t>
-      </w:r>
-    </w:p>
-    <w:p>
-      <w:pPr>
-        <w:pStyle w:val="ListBullet"/>
-      </w:pPr>
-      <w:r>
-        <w:rPr>
-          <w:b/>
-        </w:rPr>
-        <w:t>Always supervise</w:t>
-      </w:r>
-      <w:r>
-        <w:t xml:space="preserve"> company Macs (Step 7) and make the </w:t>
-      </w:r>
-      <w:r>
-        <w:rPr>
-          <w:b/>
-        </w:rPr>
-        <w:t>MDM profile mandatory</w:t>
-      </w:r>
-      <w:r>
-        <w:t xml:space="preserve"> so management</w:t>
-      </w:r>
-    </w:p>
-    <w:p>
-      <w:r>
-        <w:t xml:space="preserve">  can't be removed.</w:t>
-      </w:r>
-    </w:p>
-    <w:p>
-      <w:pPr>
-        <w:pStyle w:val="ListBullet"/>
-      </w:pPr>
-      <w:r>
-        <w:rPr>
-          <w:b/>
-        </w:rPr>
-        <w:t>Buy through channels linked to ABM</w:t>
-      </w:r>
-      <w:r>
-        <w:t xml:space="preserve"> so devices appear automatically; use Apple Configurator only</w:t>
-      </w:r>
-    </w:p>
-    <w:p>
-      <w:r>
-        <w:t xml:space="preserve">  for legacy stock, and complete enrollment before the </w:t>
-      </w:r>
-      <w:r>
-        <w:rPr>
-          <w:b/>
-        </w:rPr>
-        <w:t>30-day provisional period</w:t>
-      </w:r>
-      <w:r>
-        <w:t xml:space="preserve"> lapses.</w:t>
-      </w:r>
-    </w:p>
-    <w:p>
-      <w:pPr>
-        <w:pStyle w:val="ListBullet"/>
-      </w:pPr>
-      <w:r>
-        <w:rPr>
-          <w:b/>
-        </w:rPr>
-        <w:t>Keep one well-named MDM server</w:t>
-      </w:r>
-      <w:r>
-        <w:t xml:space="preserve"> per environment in ABM (e.g. *Jamf – Production*) to avoid</w:t>
-      </w:r>
-    </w:p>
-    <w:p>
-      <w:r>
-        <w:t xml:space="preserve">  assigning devices to the wrong tenant.</w:t>
-      </w:r>
-    </w:p>
-    <w:p>
-      <w:pPr>
-        <w:pStyle w:val="ListBullet"/>
-      </w:pPr>
-      <w:r>
-        <w:rPr>
-          <w:b/>
-        </w:rPr>
-        <w:t>Use Smart Groups</w:t>
-      </w:r>
-      <w:r>
-        <w:t xml:space="preserve"> to drive scope (PreStage, SSO profile, Company Portal, compliance) so a device</w:t>
-      </w:r>
-    </w:p>
-    <w:p>
-      <w:r>
-        <w:t xml:space="preserve">  picks up everything automatically as it enrolls.</w:t>
-      </w:r>
-    </w:p>
-    <w:p>
-      <w:pPr>
-        <w:pStyle w:val="Heading2"/>
-      </w:pPr>
-      <w:r>
-        <w:t>Token &amp; certificate lifecycle (the #1 cause of outages)</w:t>
-      </w:r>
-    </w:p>
-    <w:p>
-      <w:pPr>
-        <w:pStyle w:val="ListBullet"/>
-      </w:pPr>
-      <w:r>
-        <w:rPr>
-          <w:b/>
-        </w:rPr>
-        <w:t>Track both annual expiries</w:t>
-      </w:r>
-      <w:r>
-        <w:t xml:space="preserve"> — the Jamf </w:t>
-      </w:r>
-      <w:r>
-        <w:rPr>
-          <w:b/>
-        </w:rPr>
-        <w:t>APNs certificate</w:t>
-      </w:r>
-      <w:r>
-        <w:t xml:space="preserve"> and the </w:t>
-      </w:r>
-      <w:r>
-        <w:rPr>
-          <w:b/>
-        </w:rPr>
-        <w:t>ADE token</w:t>
-      </w:r>
-      <w:r>
-        <w:t>. A lapse blocks</w:t>
-      </w:r>
-    </w:p>
-    <w:p>
-      <w:r>
-        <w:t xml:space="preserve">  all new enrollments and can unenroll devices.</w:t>
-      </w:r>
-    </w:p>
-    <w:p>
-      <w:pPr>
-        <w:pStyle w:val="ListBullet"/>
-      </w:pPr>
-      <w:r>
-        <w:rPr>
-          <w:b/>
-        </w:rPr>
-        <w:t>Always renew APNs with the same company Apple ID.</w:t>
-      </w:r>
-      <w:r>
-        <w:t xml:space="preserve"> Document which Apple ID owns it; never use a</w:t>
-      </w:r>
-    </w:p>
-    <w:p>
-      <w:r>
-        <w:t xml:space="preserve">  personal Apple ID or one tied to an individual who may leave.</w:t>
-      </w:r>
-    </w:p>
-    <w:p>
-      <w:pPr>
-        <w:pStyle w:val="ListBullet"/>
-      </w:pPr>
-      <w:r>
-        <w:rPr>
-          <w:b/>
-        </w:rPr>
-        <w:t>Schedule `JAMFADE-JamfReadiness.ps1`</w:t>
-      </w:r>
-      <w:r>
-        <w:t xml:space="preserve"> to run regularly and alert on anything within 30 days of</w:t>
-      </w:r>
-    </w:p>
-    <w:p>
-      <w:r>
-        <w:t xml:space="preserve">  expiry.</w:t>
-      </w:r>
-    </w:p>
-    <w:p>
-      <w:pPr>
-        <w:pStyle w:val="Heading2"/>
-      </w:pPr>
-      <w:r>
-        <w:t>Operating system &amp; updates</w:t>
-      </w:r>
-    </w:p>
-    <w:p>
-      <w:pPr>
-        <w:pStyle w:val="ListBullet"/>
-      </w:pPr>
-      <w:r>
-        <w:rPr>
-          <w:b/>
-        </w:rPr>
-        <w:t>Set a minimum-OS rule in both places</w:t>
-      </w:r>
-      <w:r>
-        <w:t xml:space="preserve"> — a Jamf Smart Group/policy and a matching Intune</w:t>
-      </w:r>
-    </w:p>
-    <w:p>
-      <w:r>
-        <w:t xml:space="preserve">  </w:t>
-      </w:r>
-      <w:r>
-        <w:rPr>
-          <w:b/>
-        </w:rPr>
-        <w:t>compliance</w:t>
-      </w:r>
-      <w:r>
-        <w:t xml:space="preserve"> rule (macOS 14+ recommended) so Platform SSO works reliably and out-of-support Macs   are flagged and blocked by Conditional Access.</w:t>
-      </w:r>
-    </w:p>
-    <w:p>
-      <w:pPr>
-        <w:pStyle w:val="ListBullet"/>
-      </w:pPr>
-      <w:r>
-        <w:rPr>
-          <w:b/>
-        </w:rPr>
-        <w:t>Manage updates in Jamf</w:t>
-      </w:r>
-      <w:r>
-        <w:t xml:space="preserve"> (Software Updates / DDM) so the fleet stays patched without user</w:t>
-      </w:r>
-    </w:p>
-    <w:p>
-      <w:r>
-        <w:t xml:space="preserve">  intervention.</w:t>
-      </w:r>
-    </w:p>
-    <w:p>
-      <w:pPr>
-        <w:pStyle w:val="Heading2"/>
-      </w:pPr>
-      <w:r>
-        <w:t>Rollout discipline</w:t>
-      </w:r>
-    </w:p>
-    <w:p>
-      <w:pPr>
-        <w:pStyle w:val="ListBullet"/>
-      </w:pPr>
-      <w:r>
-        <w:rPr>
-          <w:b/>
-        </w:rPr>
-        <w:t>Pilot first, expand in waves.</w:t>
-      </w:r>
-      <w:r>
-        <w:t xml:space="preserve"> Validate each wave with </w:t>
+        <w:t>AppSSO</w:t>
+      </w:r>
+      <w:r>
+        <w:t xml:space="preserve"> / </w:t>
       </w:r>
       <w:r>
         <w:rPr>
           <w:rFonts w:ascii="Consolas" w:hAnsi="Consolas"/>
           <w:sz w:val="19"/>
         </w:rPr>
-        <w:t>JAMFADE-Validation.ps1</w:t>
-      </w:r>
-      <w:r>
-        <w:t xml:space="preserve"> before widening.</w:t>
-      </w:r>
-    </w:p>
-    <w:p>
-      <w:pPr>
-        <w:pStyle w:val="ListBullet"/>
-      </w:pPr>
-      <w:r>
-        <w:rPr>
-          <w:b/>
-        </w:rPr>
-        <w:t>Hide noisy Setup Assistant panes</w:t>
-      </w:r>
-      <w:r>
-        <w:t xml:space="preserve"> for a clean, fast first-run, but keep privacy/location prompts</w:t>
-      </w:r>
-    </w:p>
-    <w:p>
-      <w:r>
-        <w:t xml:space="preserve">  that your policy requires.</w:t>
-      </w:r>
-    </w:p>
-    <w:p>
-      <w:pPr>
-        <w:pStyle w:val="ListBullet"/>
-      </w:pPr>
-      <w:r>
-        <w:rPr>
-          <w:b/>
-        </w:rPr>
-        <w:t>Pre-stage apps and profiles</w:t>
-      </w:r>
-      <w:r>
-        <w:t xml:space="preserve"> (Company Portal + SSO) in the PreStage so a freshly enrolled Mac is</w:t>
-      </w:r>
-    </w:p>
-    <w:p>
-      <w:r>
-        <w:t xml:space="preserve">  useful — and registerable — within minutes.</w:t>
-      </w:r>
-    </w:p>
-    <w:p>
-      <w:pPr>
-        <w:pStyle w:val="Heading2"/>
-      </w:pPr>
-      <w:r>
-        <w:t>Operations &amp; documentation</w:t>
-      </w:r>
-    </w:p>
-    <w:p>
-      <w:pPr>
-        <w:pStyle w:val="ListBullet"/>
-      </w:pPr>
-      <w:r>
-        <w:rPr>
-          <w:b/>
-        </w:rPr>
-        <w:t>Keep a runbook</w:t>
-      </w:r>
-      <w:r>
-        <w:t xml:space="preserve"> of the Apple ID, ABM org, Jamf MDM server name, APNs/ADE expiry dates, the SSO</w:t>
-      </w:r>
-    </w:p>
-    <w:p>
-      <w:r>
-        <w:t xml:space="preserve">  profile identifiers, and the Device Compliance connector status — the values that, if lost, are   painful to recover.</w:t>
-      </w:r>
-    </w:p>
-    <w:p>
-      <w:pPr>
-        <w:pStyle w:val="ListBullet"/>
-      </w:pPr>
-      <w:r>
-        <w:rPr>
-          <w:b/>
-        </w:rPr>
-        <w:t>Report monthly</w:t>
-      </w:r>
-      <w:r>
-        <w:t xml:space="preserve"> with </w:t>
+        <w:t>DeviceManagement</w:t>
+      </w:r>
+      <w:r>
+        <w:t xml:space="preserve">; </w:t>
       </w:r>
       <w:r>
         <w:rPr>
           <w:rFonts w:ascii="Consolas" w:hAnsi="Consolas"/>
           <w:sz w:val="19"/>
         </w:rPr>
+        <w:t>sudo jamf recon</w:t>
+      </w:r>
+      <w:r>
+        <w:t xml:space="preserve"> to refresh inventory.</w:t>
+      </w:r>
+    </w:p>
+    <w:p>
+      <w:pPr>
+        <w:pStyle w:val="ListBullet"/>
+      </w:pPr>
+      <w:r>
+        <w:rPr>
+          <w:b/>
+        </w:rPr>
+        <w:t>Scripts:</w:t>
+      </w:r>
+      <w:r>
+        <w:t xml:space="preserve"> re-run </w:t>
+      </w:r>
+      <w:r>
+        <w:rPr>
+          <w:rFonts w:ascii="Consolas" w:hAnsi="Consolas"/>
+          <w:sz w:val="19"/>
+        </w:rPr>
+        <w:t>JAMFADE-Validation.ps1</w:t>
+      </w:r>
+      <w:r>
+        <w:t xml:space="preserve"> after each change to confirm the gate.</w:t>
+      </w:r>
+    </w:p>
+    <w:p>
+      <w:pPr>
+        <w:pStyle w:val="Heading1"/>
+      </w:pPr>
+      <w:r>
+        <w:t>7. Best Practices — macOS Automated Device Enrollment with SSO (Jamf Pro + Microsoft Intune)</w:t>
+      </w:r>
+    </w:p>
+    <w:p>
+      <w:r>
+        <w:t>Field-proven guidance to keep the Jamf-managed, Entra-enforced deployment reliable, secure, and low-maintenance.</w:t>
+      </w:r>
+    </w:p>
+    <w:p>
+      <w:pPr>
+        <w:pStyle w:val="Heading2"/>
+      </w:pPr>
+      <w:r>
+        <w:t>Architecture &amp; ownership</w:t>
+      </w:r>
+    </w:p>
+    <w:p>
+      <w:pPr>
+        <w:pStyle w:val="ListBullet"/>
+      </w:pPr>
+      <w:r>
+        <w:rPr>
+          <w:b/>
+        </w:rPr>
+        <w:t>Keep one MDM authority.</w:t>
+      </w:r>
+      <w:r>
+        <w:t xml:space="preserve"> Jamf is the </w:t>
+      </w:r>
+      <w:r>
+        <w:rPr>
+          <w:b/>
+        </w:rPr>
+        <w:t>MDM</w:t>
+      </w:r>
+      <w:r>
+        <w:t xml:space="preserve">; Intune/Entra are the </w:t>
+      </w:r>
+      <w:r>
+        <w:rPr>
+          <w:b/>
+        </w:rPr>
+        <w:t>identity &amp; compliance</w:t>
+      </w:r>
+    </w:p>
+    <w:p>
+      <w:r>
+        <w:t xml:space="preserve">  authority. Never try to dual-enroll a Mac into both Jamf and Intune MDM.</w:t>
+      </w:r>
+    </w:p>
+    <w:p>
+      <w:pPr>
+        <w:pStyle w:val="ListBullet"/>
+      </w:pPr>
+      <w:r>
+        <w:rPr>
+          <w:b/>
+        </w:rPr>
+        <w:t>Document the split.</w:t>
+      </w:r>
+      <w:r>
+        <w:t xml:space="preserve"> Record which controls live in Jamf (enrollment, profiles, patch, Self</w:t>
+      </w:r>
+    </w:p>
+    <w:p>
+      <w:r>
+        <w:t xml:space="preserve">  Service) versus Entra/Intune (registration, compliance, Conditional Access) so the team knows where   to look.</w:t>
+      </w:r>
+    </w:p>
+    <w:p>
+      <w:pPr>
+        <w:pStyle w:val="Heading2"/>
+      </w:pPr>
+      <w:r>
+        <w:t>Identity &amp; authentication</w:t>
+      </w:r>
+    </w:p>
+    <w:p>
+      <w:pPr>
+        <w:pStyle w:val="ListBullet"/>
+      </w:pPr>
+      <w:r>
+        <w:rPr>
+          <w:b/>
+        </w:rPr>
+        <w:t>Standardize on the Secure Enclave key method.</w:t>
+      </w:r>
+      <w:r>
+        <w:t xml:space="preserve"> It is phishing-resistant and decouples the local</w:t>
+      </w:r>
+    </w:p>
+    <w:p>
+      <w:r>
+        <w:t xml:space="preserve">  password from Entra. Reserve password sync for edge cases that genuinely need it.</w:t>
+      </w:r>
+    </w:p>
+    <w:p>
+      <w:pPr>
+        <w:pStyle w:val="ListBullet"/>
+      </w:pPr>
+      <w:r>
+        <w:rPr>
+          <w:b/>
+        </w:rPr>
+        <w:t>Pair Platform SSO with a phishing-resistant Conditional Access strength</w:t>
+      </w:r>
+      <w:r>
+        <w:t xml:space="preserve"> once the pilot is clean,</w:t>
+      </w:r>
+    </w:p>
+    <w:p>
+      <w:r>
+        <w:t xml:space="preserve">  so the Secure Enclave credential is actually required, not just available.</w:t>
+      </w:r>
+    </w:p>
+    <w:p>
+      <w:pPr>
+        <w:pStyle w:val="ListBullet"/>
+      </w:pPr>
+      <w:r>
+        <w:rPr>
+          <w:b/>
+        </w:rPr>
+        <w:t>Enforce with Conditional Access in waves</w:t>
+      </w:r>
+      <w:r>
+        <w:t xml:space="preserve"> — start </w:t>
+      </w:r>
+      <w:r>
+        <w:rPr>
+          <w:b/>
+        </w:rPr>
+        <w:t>report-only</w:t>
+      </w:r>
+      <w:r>
+        <w:t>, confirm compliance is</w:t>
+      </w:r>
+    </w:p>
+    <w:p>
+      <w:r>
+        <w:t xml:space="preserve">  flowing, then turn the macOS policy </w:t>
+      </w:r>
+      <w:r>
+        <w:rPr>
+          <w:b/>
+        </w:rPr>
+        <w:t>On</w:t>
+      </w:r>
+      <w:r>
+        <w:t>.</w:t>
+      </w:r>
+    </w:p>
+    <w:p>
+      <w:pPr>
+        <w:pStyle w:val="Heading2"/>
+      </w:pPr>
+      <w:r>
+        <w:t>Enrollment hygiene</w:t>
+      </w:r>
+    </w:p>
+    <w:p>
+      <w:pPr>
+        <w:pStyle w:val="ListBullet"/>
+      </w:pPr>
+      <w:r>
+        <w:rPr>
+          <w:b/>
+        </w:rPr>
+        <w:t>Always supervise</w:t>
+      </w:r>
+      <w:r>
+        <w:t xml:space="preserve"> company Macs (Step 7) and make the </w:t>
+      </w:r>
+      <w:r>
+        <w:rPr>
+          <w:b/>
+        </w:rPr>
+        <w:t>MDM profile mandatory</w:t>
+      </w:r>
+      <w:r>
+        <w:t xml:space="preserve"> so management</w:t>
+      </w:r>
+    </w:p>
+    <w:p>
+      <w:r>
+        <w:t xml:space="preserve">  can't be removed.</w:t>
+      </w:r>
+    </w:p>
+    <w:p>
+      <w:pPr>
+        <w:pStyle w:val="ListBullet"/>
+      </w:pPr>
+      <w:r>
+        <w:rPr>
+          <w:b/>
+        </w:rPr>
+        <w:t>Buy through channels linked to ABM</w:t>
+      </w:r>
+      <w:r>
+        <w:t xml:space="preserve"> so devices appear automatically; use Apple Configurator only</w:t>
+      </w:r>
+    </w:p>
+    <w:p>
+      <w:r>
+        <w:t xml:space="preserve">  for legacy stock, and complete enrollment before the </w:t>
+      </w:r>
+      <w:r>
+        <w:rPr>
+          <w:b/>
+        </w:rPr>
+        <w:t>30-day provisional period</w:t>
+      </w:r>
+      <w:r>
+        <w:t xml:space="preserve"> lapses.</w:t>
+      </w:r>
+    </w:p>
+    <w:p>
+      <w:pPr>
+        <w:pStyle w:val="ListBullet"/>
+      </w:pPr>
+      <w:r>
+        <w:rPr>
+          <w:b/>
+        </w:rPr>
+        <w:t>Keep one well-named MDM server</w:t>
+      </w:r>
+      <w:r>
+        <w:t xml:space="preserve"> per environment in ABM (e.g. *Jamf – Production*) to avoid</w:t>
+      </w:r>
+    </w:p>
+    <w:p>
+      <w:r>
+        <w:t xml:space="preserve">  assigning devices to the wrong tenant.</w:t>
+      </w:r>
+    </w:p>
+    <w:p>
+      <w:pPr>
+        <w:pStyle w:val="ListBullet"/>
+      </w:pPr>
+      <w:r>
+        <w:rPr>
+          <w:b/>
+        </w:rPr>
+        <w:t>Use Smart Groups</w:t>
+      </w:r>
+      <w:r>
+        <w:t xml:space="preserve"> to drive scope (PreStage, SSO profile, Company Portal, compliance) so a device</w:t>
+      </w:r>
+    </w:p>
+    <w:p>
+      <w:r>
+        <w:t xml:space="preserve">  picks up everything automatically as it enrolls.</w:t>
+      </w:r>
+    </w:p>
+    <w:p>
+      <w:pPr>
+        <w:pStyle w:val="Heading2"/>
+      </w:pPr>
+      <w:r>
+        <w:t>Token &amp; certificate lifecycle (the #1 cause of outages)</w:t>
+      </w:r>
+    </w:p>
+    <w:p>
+      <w:pPr>
+        <w:pStyle w:val="ListBullet"/>
+      </w:pPr>
+      <w:r>
+        <w:rPr>
+          <w:b/>
+        </w:rPr>
+        <w:t>Track both annual expiries</w:t>
+      </w:r>
+      <w:r>
+        <w:t xml:space="preserve"> — the Jamf </w:t>
+      </w:r>
+      <w:r>
+        <w:rPr>
+          <w:b/>
+        </w:rPr>
+        <w:t>APNs certificate</w:t>
+      </w:r>
+      <w:r>
+        <w:t xml:space="preserve"> and the </w:t>
+      </w:r>
+      <w:r>
+        <w:rPr>
+          <w:b/>
+        </w:rPr>
+        <w:t>ADE token</w:t>
+      </w:r>
+      <w:r>
+        <w:t>. A lapse blocks</w:t>
+      </w:r>
+    </w:p>
+    <w:p>
+      <w:r>
+        <w:t xml:space="preserve">  all new enrollments and can unenroll devices.</w:t>
+      </w:r>
+    </w:p>
+    <w:p>
+      <w:pPr>
+        <w:pStyle w:val="ListBullet"/>
+      </w:pPr>
+      <w:r>
+        <w:rPr>
+          <w:b/>
+        </w:rPr>
+        <w:t>Always renew APNs with the same company Apple ID.</w:t>
+      </w:r>
+      <w:r>
+        <w:t xml:space="preserve"> Document which Apple ID owns it; never use a</w:t>
+      </w:r>
+    </w:p>
+    <w:p>
+      <w:r>
+        <w:t xml:space="preserve">  personal Apple ID or one tied to an individual who may leave.</w:t>
+      </w:r>
+    </w:p>
+    <w:p>
+      <w:pPr>
+        <w:pStyle w:val="ListBullet"/>
+      </w:pPr>
+      <w:r>
+        <w:rPr>
+          <w:b/>
+        </w:rPr>
+        <w:t>Schedule `JAMFADE-JamfReadiness.ps1`</w:t>
+      </w:r>
+      <w:r>
+        <w:t xml:space="preserve"> to run regularly and alert on anything within 30 days of</w:t>
+      </w:r>
+    </w:p>
+    <w:p>
+      <w:r>
+        <w:t xml:space="preserve">  expiry.</w:t>
+      </w:r>
+    </w:p>
+    <w:p>
+      <w:pPr>
+        <w:pStyle w:val="Heading2"/>
+      </w:pPr>
+      <w:r>
+        <w:t>Operating system &amp; updates</w:t>
+      </w:r>
+    </w:p>
+    <w:p>
+      <w:pPr>
+        <w:pStyle w:val="ListBullet"/>
+      </w:pPr>
+      <w:r>
+        <w:rPr>
+          <w:b/>
+        </w:rPr>
+        <w:t>Set a minimum-OS rule in both places</w:t>
+      </w:r>
+      <w:r>
+        <w:t xml:space="preserve"> — a Jamf Smart Group/policy and a matching Intune</w:t>
+      </w:r>
+    </w:p>
+    <w:p>
+      <w:r>
+        <w:t xml:space="preserve">  </w:t>
+      </w:r>
+      <w:r>
+        <w:rPr>
+          <w:b/>
+        </w:rPr>
+        <w:t>compliance</w:t>
+      </w:r>
+      <w:r>
+        <w:t xml:space="preserve"> rule (macOS 14+ recommended) so Platform SSO works reliably and out-of-support Macs   are flagged and blocked by Conditional Access.</w:t>
+      </w:r>
+    </w:p>
+    <w:p>
+      <w:pPr>
+        <w:pStyle w:val="ListBullet"/>
+      </w:pPr>
+      <w:r>
+        <w:rPr>
+          <w:b/>
+        </w:rPr>
+        <w:t>Manage updates in Jamf</w:t>
+      </w:r>
+      <w:r>
+        <w:t xml:space="preserve"> (Software Updates / DDM) so the fleet stays patched without user</w:t>
+      </w:r>
+    </w:p>
+    <w:p>
+      <w:r>
+        <w:t xml:space="preserve">  intervention.</w:t>
+      </w:r>
+    </w:p>
+    <w:p>
+      <w:pPr>
+        <w:pStyle w:val="Heading2"/>
+      </w:pPr>
+      <w:r>
+        <w:t>Rollout discipline</w:t>
+      </w:r>
+    </w:p>
+    <w:p>
+      <w:pPr>
+        <w:pStyle w:val="ListBullet"/>
+      </w:pPr>
+      <w:r>
+        <w:rPr>
+          <w:b/>
+        </w:rPr>
+        <w:t>Pilot first, expand in waves.</w:t>
+      </w:r>
+      <w:r>
+        <w:t xml:space="preserve"> Validate each wave with </w:t>
+      </w:r>
+      <w:r>
+        <w:rPr>
+          <w:rFonts w:ascii="Consolas" w:hAnsi="Consolas"/>
+          <w:sz w:val="19"/>
+        </w:rPr>
+        <w:t>JAMFADE-Validation.ps1</w:t>
+      </w:r>
+      <w:r>
+        <w:t xml:space="preserve"> before widening.</w:t>
+      </w:r>
+    </w:p>
+    <w:p>
+      <w:pPr>
+        <w:pStyle w:val="ListBullet"/>
+      </w:pPr>
+      <w:r>
+        <w:rPr>
+          <w:b/>
+        </w:rPr>
+        <w:t>Hide noisy Setup Assistant panes</w:t>
+      </w:r>
+      <w:r>
+        <w:t xml:space="preserve"> for a clean, fast first-run, but keep privacy/location prompts</w:t>
+      </w:r>
+    </w:p>
+    <w:p>
+      <w:r>
+        <w:t xml:space="preserve">  that your policy requires.</w:t>
+      </w:r>
+    </w:p>
+    <w:p>
+      <w:pPr>
+        <w:pStyle w:val="ListBullet"/>
+      </w:pPr>
+      <w:r>
+        <w:rPr>
+          <w:b/>
+        </w:rPr>
+        <w:t>Pre-stage apps and profiles</w:t>
+      </w:r>
+      <w:r>
+        <w:t xml:space="preserve"> (Company Portal + SSO) in the PreStage so a freshly enrolled Mac is</w:t>
+      </w:r>
+    </w:p>
+    <w:p>
+      <w:r>
+        <w:t xml:space="preserve">  useful — and registerable — within minutes.</w:t>
+      </w:r>
+    </w:p>
+    <w:p>
+      <w:pPr>
+        <w:pStyle w:val="Heading2"/>
+      </w:pPr>
+      <w:r>
+        <w:t>Operations &amp; documentation</w:t>
+      </w:r>
+    </w:p>
+    <w:p>
+      <w:pPr>
+        <w:pStyle w:val="ListBullet"/>
+      </w:pPr>
+      <w:r>
+        <w:rPr>
+          <w:b/>
+        </w:rPr>
+        <w:t>Keep a runbook</w:t>
+      </w:r>
+      <w:r>
+        <w:t xml:space="preserve"> of the Apple ID, ABM org, Jamf MDM server name, APNs/ADE expiry dates, the SSO</w:t>
+      </w:r>
+    </w:p>
+    <w:p>
+      <w:r>
+        <w:t xml:space="preserve">  profile identifiers, and the Device Compliance connector status — the values that, if lost, are   painful to recover.</w:t>
+      </w:r>
+    </w:p>
+    <w:p>
+      <w:pPr>
+        <w:pStyle w:val="ListBullet"/>
+      </w:pPr>
+      <w:r>
+        <w:rPr>
+          <w:b/>
+        </w:rPr>
+        <w:t>Report monthly</w:t>
+      </w:r>
+      <w:r>
+        <w:t xml:space="preserve"> with </w:t>
+      </w:r>
+      <w:r>
+        <w:rPr>
+          <w:rFonts w:ascii="Consolas" w:hAnsi="Consolas"/>
+          <w:sz w:val="19"/>
+        </w:rPr>
         <w:t>JAMFADE-DeviceReport.ps1</w:t>
       </w:r>
       <w:r>
@@ -8039,9 +8014,10 @@
       </w:pPr>
       <w:r>
         <w:rPr>
-          <w:b/>
-        </w:rPr>
-        <w:t>`JAMFADE-Discovery.ps1`</w:t>
+          <w:rFonts w:ascii="Consolas" w:hAnsi="Consolas"/>
+          <w:sz w:val="19"/>
+        </w:rPr>
+        <w:t>JAMFADE-Discovery.ps1</w:t>
       </w:r>
       <w:r>
         <w:t xml:space="preserve"> (Graph) — Intune/Entra readiness: the </w:t>
@@ -8100,9 +8076,10 @@
       </w:pPr>
       <w:r>
         <w:rPr>
-          <w:b/>
-        </w:rPr>
-        <w:t>`JAMFADE-Validation.ps1`</w:t>
+          <w:rFonts w:ascii="Consolas" w:hAnsi="Consolas"/>
+          <w:sz w:val="19"/>
+        </w:rPr>
+        <w:t>JAMFADE-Validation.ps1</w:t>
       </w:r>
       <w:r>
         <w:t xml:space="preserve"> (Graph) — validates a specific Mac: </w:t>
@@ -8137,9 +8114,10 @@
       </w:pPr>
       <w:r>
         <w:rPr>
-          <w:b/>
-        </w:rPr>
-        <w:t>`JAMFADE-DeviceReport.ps1`</w:t>
+          <w:rFonts w:ascii="Consolas" w:hAnsi="Consolas"/>
+          <w:sz w:val="19"/>
+        </w:rPr>
+        <w:t>JAMFADE-DeviceReport.ps1</w:t>
       </w:r>
       <w:r>
         <w:t xml:space="preserve"> (Graph) — tenant-wide CSV report of macOS devices: registration,</w:t>
@@ -8156,9 +8134,10 @@
       </w:pPr>
       <w:r>
         <w:rPr>
-          <w:b/>
-        </w:rPr>
-        <w:t>`JAMFADE-JamfReadiness.ps1`</w:t>
+          <w:rFonts w:ascii="Consolas" w:hAnsi="Consolas"/>
+          <w:sz w:val="19"/>
+        </w:rPr>
+        <w:t>JAMFADE-JamfReadiness.ps1</w:t>
       </w:r>
       <w:r>
         <w:t xml:space="preserve"> (Jamf Pro API) — Jamf-side readiness: APNs status/expiry, the</w:t>
@@ -8202,9 +8181,10 @@
       </w:pPr>
       <w:r>
         <w:rPr>
-          <w:b/>
-        </w:rPr>
-        <w:t>`JAMFADE-Set-JamfSSOProfile.ps1`</w:t>
+          <w:rFonts w:ascii="Consolas" w:hAnsi="Consolas"/>
+          <w:sz w:val="19"/>
+        </w:rPr>
+        <w:t>JAMFADE-Set-JamfSSOProfile.ps1</w:t>
       </w:r>
       <w:r>
         <w:t xml:space="preserve"> (Jamf Pro Classic API) — uploads and scopes the macOS Platform</w:t>
@@ -8229,9 +8209,10 @@
       </w:pPr>
       <w:r>
         <w:rPr>
-          <w:b/>
-        </w:rPr>
-        <w:t>`JAMFADE-hero.png`</w:t>
+          <w:rFonts w:ascii="Consolas" w:hAnsi="Consolas"/>
+          <w:sz w:val="19"/>
+        </w:rPr>
+        <w:t>JAMFADE-hero.png</w:t>
       </w:r>
       <w:r>
         <w:t xml:space="preserve"> — the branded product image (1200×1200) used on the marketplace listing.</w:t>
